--- a/arb/docx/25.content.docx
+++ b/arb/docx/25.content.docx
@@ -22,7 +22,7 @@
         <w:rPr>
           <w:lang w:val="ar_AE" w:bidi="ar_AE"/>
         </w:rPr>
-        <w:t>Resource: ملاحظات الدراسة - مقدمات الكتب (تينديل)</w:t>
+        <w:t>Resource: Tyndale Open Study Notes</w:t>
       </w:r>
       <w:r>
         <w:rPr>
@@ -122,7 +122,7 @@
         <w:rPr>
           <w:lang w:val="ar_AE" w:bidi="ar_AE"/>
         </w:rPr>
-        <w:t>ملاحظات الدراسة - مقدمات الكتب (تينديل)</w:t>
+        <w:t>Tyndale Open Study Notes</w:t>
       </w:r>
     </w:p>
     <w:p>

--- a/arb/docx/25.content.docx
+++ b/arb/docx/25.content.docx
@@ -22,7 +22,7 @@
         <w:rPr>
           <w:lang w:val="ar_AE" w:bidi="ar_AE"/>
         </w:rPr>
-        <w:t>Resource: Tyndale Open Study Notes</w:t>
+        <w:t>Resource: Aquifer Open Study Notes (Book Intros)</w:t>
       </w:r>
       <w:r>
         <w:rPr>
@@ -122,7 +122,7 @@
         <w:rPr>
           <w:lang w:val="ar_AE" w:bidi="ar_AE"/>
         </w:rPr>
-        <w:t>Tyndale Open Study Notes</w:t>
+        <w:t>Aquifer Open Study Notes (Book Intros)</w:t>
       </w:r>
     </w:p>
     <w:p>

--- a/arb/docx/25.content.docx
+++ b/arb/docx/25.content.docx
@@ -9,6 +9,8 @@
       </w:pPr>
       <w:r>
         <w:rPr>
+          <w:rtl/>
+          <w:cs/>
           <w:lang w:val="ar_AE" w:bidi="ar_AE"/>
         </w:rPr>
       </w:r>
@@ -20,12 +22,16 @@
       </w:pPr>
       <w:r>
         <w:rPr>
+          <w:rtl/>
+          <w:cs/>
           <w:lang w:val="ar_AE" w:bidi="ar_AE"/>
         </w:rPr>
         <w:t>Resource: Aquifer Open Study Notes (Book Intros)</w:t>
       </w:r>
       <w:r>
         <w:rPr>
+          <w:rtl/>
+          <w:cs/>
           <w:lang w:val="ar_AE" w:bidi="ar_AE"/>
         </w:rPr>
       </w:r>
@@ -36,12 +42,16 @@
       </w:pPr>
       <w:r>
         <w:rPr>
+          <w:rtl/>
+          <w:cs/>
           <w:lang w:val="ar_AE" w:bidi="ar_AE"/>
         </w:rPr>
       </w:r>
       <w:r>
         <w:rPr>
           <w:b/>
+          <w:rtl/>
+          <w:cs/>
           <w:lang w:val="ar_AE" w:bidi="ar_AE"/>
         </w:rPr>
         <w:t>Aquifer Open Study Notes (Book Intros)</w:t>
@@ -53,35 +63,47 @@
       </w:pPr>
       <w:r>
         <w:rPr>
-          <w:lang w:val="ar_AE" w:bidi="ar_AE"/>
-        </w:rPr>
-      </w:r>
-      <w:r>
-        <w:rPr>
+          <w:rtl/>
+          <w:cs/>
+          <w:lang w:val="ar_AE" w:bidi="ar_AE"/>
+        </w:rPr>
+      </w:r>
+      <w:r>
+        <w:rPr>
+          <w:rtl/>
+          <w:cs/>
           <w:lang w:val="ar_AE" w:bidi="ar_AE"/>
         </w:rPr>
         <w:t xml:space="preserve">This work is an adaptation of </w:t>
       </w:r>
       <w:r>
         <w:rPr>
+          <w:rtl/>
+          <w:cs/>
           <w:lang w:val="ar_AE" w:bidi="ar_AE"/>
         </w:rPr>
         <w:t>Tyndale Open Study Notes</w:t>
       </w:r>
       <w:r>
         <w:rPr>
+          <w:rtl/>
+          <w:cs/>
           <w:lang w:val="ar_AE" w:bidi="ar_AE"/>
         </w:rPr>
         <w:t xml:space="preserve"> © 2023 Tyndale House Publishers, licensed under the CC BY-SA 4.0 license. The adaptation, </w:t>
       </w:r>
       <w:r>
         <w:rPr>
+          <w:rtl/>
+          <w:cs/>
           <w:lang w:val="ar_AE" w:bidi="ar_AE"/>
         </w:rPr>
         <w:t>Aquifer Open Study Notes</w:t>
       </w:r>
       <w:r>
         <w:rPr>
+          <w:rtl/>
+          <w:cs/>
           <w:lang w:val="ar_AE" w:bidi="ar_AE"/>
         </w:rPr>
         <w:t>, was created by Mission Mutual and is also licensed under CC BY-SA 4.0.</w:t>
@@ -93,22 +115,30 @@
       </w:pPr>
       <w:r>
         <w:rPr>
-          <w:lang w:val="ar_AE" w:bidi="ar_AE"/>
-        </w:rPr>
-      </w:r>
-      <w:r>
-        <w:rPr>
+          <w:rtl/>
+          <w:cs/>
+          <w:lang w:val="ar_AE" w:bidi="ar_AE"/>
+        </w:rPr>
+      </w:r>
+      <w:r>
+        <w:rPr>
+          <w:rtl/>
+          <w:cs/>
           <w:lang w:val="ar_AE" w:bidi="ar_AE"/>
         </w:rPr>
         <w:t>This resource has been adapted into multiple languages, including English, Tok Pisin, Arabic (عربي), French (Français), Hindi (हिंदी), Indonesian (Bahasa Indonesia), Portuguese (Português), Russian (Русский), Spanish (Español), Swahili (Kiswahili), and Simplified Chinese (简体中文).</w:t>
       </w:r>
       <w:r>
         <w:rPr>
-          <w:lang w:val="ar_AE" w:bidi="ar_AE"/>
-        </w:rPr>
-      </w:r>
-      <w:r>
-        <w:rPr>
+          <w:rtl/>
+          <w:cs/>
+          <w:lang w:val="ar_AE" w:bidi="ar_AE"/>
+        </w:rPr>
+      </w:r>
+      <w:r>
+        <w:rPr>
+          <w:rtl/>
+          <w:cs/>
           <w:lang w:val="ar_AE" w:bidi="ar_AE"/>
         </w:rPr>
       </w:r>
@@ -120,6 +150,8 @@
       </w:pPr>
       <w:r>
         <w:rPr>
+          <w:rtl/>
+          <w:cs/>
           <w:lang w:val="ar_AE" w:bidi="ar_AE"/>
         </w:rPr>
         <w:t>Aquifer Open Study Notes (Book Intros)</w:t>
@@ -149,6 +181,8 @@
       </w:pPr>
       <w:r>
         <w:rPr>
+          <w:rtl/>
+          <w:cs/>
           <w:lang w:val="ar_AE" w:bidi="ar_AE"/>
         </w:rPr>
       </w:r>
@@ -160,12 +194,16 @@
       </w:pPr>
       <w:r>
         <w:rPr>
+          <w:rtl/>
+          <w:cs/>
           <w:lang w:val="ar_AE" w:bidi="ar_AE"/>
         </w:rPr>
         <w:t>LAM</w:t>
       </w:r>
       <w:r>
         <w:rPr>
+          <w:rtl/>
+          <w:cs/>
           <w:lang w:val="ar_AE" w:bidi="ar_AE"/>
         </w:rPr>
       </w:r>
@@ -176,22 +214,30 @@
       </w:pPr>
       <w:r>
         <w:rPr>
-          <w:lang w:val="ar_AE" w:bidi="ar_AE"/>
-        </w:rPr>
-      </w:r>
-      <w:r>
-        <w:rPr>
+          <w:rtl/>
+          <w:cs/>
+          <w:lang w:val="ar_AE" w:bidi="ar_AE"/>
+        </w:rPr>
+      </w:r>
+      <w:r>
+        <w:rPr>
+          <w:rtl/>
+          <w:cs/>
           <w:lang w:val="ar_AE" w:bidi="ar_AE"/>
         </w:rPr>
         <w:t xml:space="preserve"> </w:t>
       </w:r>
       <w:r>
         <w:rPr>
-          <w:lang w:val="ar_AE" w:bidi="ar_AE"/>
-        </w:rPr>
-      </w:r>
-      <w:r>
-        <w:rPr>
+          <w:rtl/>
+          <w:cs/>
+          <w:lang w:val="ar_AE" w:bidi="ar_AE"/>
+        </w:rPr>
+      </w:r>
+      <w:r>
+        <w:rPr>
+          <w:rtl/>
+          <w:cs/>
           <w:lang w:val="ar_AE" w:bidi="ar_AE"/>
         </w:rPr>
       </w:r>
@@ -217,6 +263,8 @@
       </w:pPr>
       <w:r>
         <w:rPr>
+          <w:rtl/>
+          <w:cs/>
           <w:lang w:val="ar_AE" w:bidi="ar_AE"/>
         </w:rPr>
       </w:r>
@@ -228,12 +276,16 @@
       </w:pPr>
       <w:r>
         <w:rPr>
+          <w:rtl/>
+          <w:cs/>
           <w:lang w:val="ar_AE" w:bidi="ar_AE"/>
         </w:rPr>
         <w:t>مَرَاثِي إرميا</w:t>
       </w:r>
       <w:r>
         <w:rPr>
+          <w:rtl/>
+          <w:cs/>
           <w:lang w:val="ar_AE" w:bidi="ar_AE"/>
         </w:rPr>
       </w:r>
@@ -244,41 +296,55 @@
       </w:pPr>
       <w:r>
         <w:rPr>
-          <w:lang w:val="ar_AE" w:bidi="ar_AE"/>
-        </w:rPr>
-      </w:r>
-      <w:r>
-        <w:rPr>
+          <w:rtl/>
+          <w:cs/>
+          <w:lang w:val="ar_AE" w:bidi="ar_AE"/>
+        </w:rPr>
+      </w:r>
+      <w:r>
+        <w:rPr>
+          <w:rtl/>
+          <w:cs/>
           <w:lang w:val="ar_AE" w:bidi="ar_AE"/>
         </w:rPr>
         <w:t xml:space="preserve">لم يختبرْ معظمُنا موتَ أُمَّتِهِ، كما أننا نعرفُ القليلَ عن أحزانِ اليأسِ المُطْبِق؛ بكل يقينٍ، هناك آخرون في عالَمِنا ممن اختبروا الدَّمَارِ الشَّامِل عندما دُمِّرِتْ مدنُهُم أو شعوبُهُم بسببِ الحروبِ، أو الزلازلِ، أو موجاتِ المياهِ الكاسِحَةِ، أو الأعاصيرِ. </w:t>
       </w:r>
       <w:r>
         <w:rPr>
+          <w:rtl/>
+          <w:cs/>
           <w:lang w:val="ar_AE" w:bidi="ar_AE"/>
         </w:rPr>
         <w:t xml:space="preserve">تزوِّدُنا </w:t>
       </w:r>
       <w:r>
         <w:rPr>
+          <w:rtl/>
+          <w:cs/>
           <w:lang w:val="ar_AE" w:bidi="ar_AE"/>
         </w:rPr>
         <w:t xml:space="preserve">قراءةَُ سِفْر المَرَاثِي </w:t>
       </w:r>
       <w:r>
         <w:rPr>
+          <w:rtl/>
+          <w:cs/>
           <w:lang w:val="ar_AE" w:bidi="ar_AE"/>
         </w:rPr>
         <w:t xml:space="preserve">برؤية نُدْرِكُ </w:t>
       </w:r>
       <w:r>
         <w:rPr>
+          <w:rtl/>
+          <w:cs/>
           <w:lang w:val="ar_AE" w:bidi="ar_AE"/>
         </w:rPr>
         <w:t>بها اختباراتِ هؤلاء النَّاس. كما يمكنها أيضًا مساعدتنا على تحدَّي جوانبِ الوجودِ البشريِّ الأكثر ظلامًا</w:t>
       </w:r>
       <w:r>
         <w:rPr>
+          <w:rtl/>
+          <w:cs/>
           <w:lang w:val="ar_AE" w:bidi="ar_AE"/>
         </w:rPr>
         <w:t>.</w:t>
@@ -291,6 +357,8 @@
       </w:pPr>
       <w:r>
         <w:rPr>
+          <w:rtl/>
+          <w:cs/>
           <w:lang w:val="ar_AE" w:bidi="ar_AE"/>
         </w:rPr>
         <w:t>سِياقُ السِّفْرِ</w:t>
@@ -302,17 +370,23 @@
       </w:pPr>
       <w:r>
         <w:rPr>
-          <w:lang w:val="ar_AE" w:bidi="ar_AE"/>
-        </w:rPr>
-      </w:r>
-      <w:r>
-        <w:rPr>
+          <w:rtl/>
+          <w:cs/>
+          <w:lang w:val="ar_AE" w:bidi="ar_AE"/>
+        </w:rPr>
+      </w:r>
+      <w:r>
+        <w:rPr>
+          <w:rtl/>
+          <w:cs/>
           <w:lang w:val="ar_AE" w:bidi="ar_AE"/>
         </w:rPr>
         <w:t>بعد حصارٍ طويلٍ، تمكِّن الجيشُ البابلي من اختراقِ دفاعاتِ مدينة أُورُشَلِيم والسيطرة عليها. قام الجيش بترحيل الكثيرين من شعبِ يَهُوذَا إلى السبي في بابِلِ، كما دَمَّرَ المدينةَ، بما في ذلك هيكل الله. لم يبق شيءٌ سوى عددٌ قليلٌ من الناجين في الأرض، ومن بينهم النَّبِيُّ إِرْمِيَا. بخلاف ذلك، لم يبقَ شيءٌ آخر، كانتْ آمالُ شعبِ الله شبهَ معدومةٍ</w:t>
       </w:r>
       <w:r>
         <w:rPr>
+          <w:rtl/>
+          <w:cs/>
           <w:lang w:val="ar_AE" w:bidi="ar_AE"/>
         </w:rPr>
         <w:t>.</w:t>
@@ -325,6 +399,8 @@
       </w:pPr>
       <w:r>
         <w:rPr>
+          <w:rtl/>
+          <w:cs/>
           <w:lang w:val="ar_AE" w:bidi="ar_AE"/>
         </w:rPr>
         <w:t>مُوجَزُ السِّفْر</w:t>
@@ -336,17 +412,23 @@
       </w:pPr>
       <w:r>
         <w:rPr>
-          <w:lang w:val="ar_AE" w:bidi="ar_AE"/>
-        </w:rPr>
-      </w:r>
-      <w:r>
-        <w:rPr>
+          <w:rtl/>
+          <w:cs/>
+          <w:lang w:val="ar_AE" w:bidi="ar_AE"/>
+        </w:rPr>
+      </w:r>
+      <w:r>
+        <w:rPr>
+          <w:rtl/>
+          <w:cs/>
           <w:lang w:val="ar_AE" w:bidi="ar_AE"/>
         </w:rPr>
         <w:t>سِفْرُ المَرَاثِي هو مجموعَةٌ من خمسِ قصائدٍ غايةٌ في التنظِيمِ، والقوَّةِ من جهةِ التعبير الوجداني. تَرْثِي القصائدُ الخَمْسُ دمارَ أُورُشَليم</w:t>
       </w:r>
       <w:r>
         <w:rPr>
+          <w:rtl/>
+          <w:cs/>
           <w:lang w:val="ar_AE" w:bidi="ar_AE"/>
         </w:rPr>
         <w:t>.</w:t>
@@ -358,12 +440,16 @@
       </w:pPr>
       <w:r>
         <w:rPr>
+          <w:rtl/>
+          <w:cs/>
           <w:lang w:val="ar_AE" w:bidi="ar_AE"/>
         </w:rPr>
       </w:r>
       <w:hyperlink r:id="rId13">
         <w:r>
           <w:rPr>
+            <w:rtl/>
+            <w:cs/>
             <w:lang w:val="ar_AE" w:bidi="ar_AE"/>
           </w:rPr>
           <w:rPr>
@@ -375,18 +461,24 @@
       </w:hyperlink>
       <w:r>
         <w:rPr>
+          <w:rtl/>
+          <w:cs/>
           <w:lang w:val="ar_AE" w:bidi="ar_AE"/>
         </w:rPr>
         <w:t xml:space="preserve"> </w:t>
       </w:r>
       <w:r>
         <w:rPr>
+          <w:rtl/>
+          <w:cs/>
           <w:lang w:val="ar_AE" w:bidi="ar_AE"/>
         </w:rPr>
         <w:t>يَصِفُ خرابَ أُورُشَليم، المُصَوَّرة على نحوٍ تشخيصيٍّ كأميرةٍ مَلَكِيَّةٍ كانَتْ في السابق ذائعةَ الصِّيتِ، أما الآن فهي جاريةٌ جريحةٌ، يأتي رِثَاءُ التبايُن بين ماضيها وحاضرِها بأسًى شديدٍ وشعورٍ بالخزي. تعترفُ بأنها تستحقُّ معاناتها، وتَضْرعُ إلى الرَّبِّ حتى يُخفِّف من حالِها البائِسِ</w:t>
       </w:r>
       <w:r>
         <w:rPr>
+          <w:rtl/>
+          <w:cs/>
           <w:lang w:val="ar_AE" w:bidi="ar_AE"/>
         </w:rPr>
         <w:t>.</w:t>
@@ -398,12 +490,16 @@
       </w:pPr>
       <w:r>
         <w:rPr>
+          <w:rtl/>
+          <w:cs/>
           <w:lang w:val="ar_AE" w:bidi="ar_AE"/>
         </w:rPr>
       </w:r>
       <w:hyperlink r:id="rId14">
         <w:r>
           <w:rPr>
+            <w:rtl/>
+            <w:cs/>
             <w:lang w:val="ar_AE" w:bidi="ar_AE"/>
           </w:rPr>
           <w:rPr>
@@ -415,18 +511,24 @@
       </w:hyperlink>
       <w:r>
         <w:rPr>
+          <w:rtl/>
+          <w:cs/>
           <w:lang w:val="ar_AE" w:bidi="ar_AE"/>
         </w:rPr>
         <w:t xml:space="preserve"> يَصِفُ </w:t>
       </w:r>
       <w:r>
         <w:rPr>
+          <w:rtl/>
+          <w:cs/>
           <w:lang w:val="ar_AE" w:bidi="ar_AE"/>
         </w:rPr>
         <w:t>الوضْعَ المُخْزِي في أُورُشَليم. يعاني الكاتِبُ من شدِّة الحزن وهو يشاهد أطفالاً جوعَى، وأمهاتٍ نائحاتٍ، وأنبياءً كَذَبَةً، وأعداءً ساخرين. لقد وَقَعَتْ هذه المأساةُ لأنَّ الله حَجَبَ رحمتَهُ وحفِظَ وَعْدَهُ بإدانة شعبه عندما أخطأ ضدَّه</w:t>
       </w:r>
       <w:r>
         <w:rPr>
+          <w:rtl/>
+          <w:cs/>
           <w:lang w:val="ar_AE" w:bidi="ar_AE"/>
         </w:rPr>
         <w:t>.</w:t>
@@ -438,12 +540,16 @@
       </w:pPr>
       <w:r>
         <w:rPr>
+          <w:rtl/>
+          <w:cs/>
           <w:lang w:val="ar_AE" w:bidi="ar_AE"/>
         </w:rPr>
       </w:r>
       <w:hyperlink r:id="rId15">
         <w:r>
           <w:rPr>
+            <w:rtl/>
+            <w:cs/>
             <w:lang w:val="ar_AE" w:bidi="ar_AE"/>
           </w:rPr>
           <w:rPr>
@@ -455,18 +561,24 @@
       </w:hyperlink>
       <w:r>
         <w:rPr>
+          <w:rtl/>
+          <w:cs/>
           <w:lang w:val="ar_AE" w:bidi="ar_AE"/>
         </w:rPr>
         <w:t xml:space="preserve"> </w:t>
       </w:r>
       <w:r>
         <w:rPr>
+          <w:rtl/>
+          <w:cs/>
           <w:lang w:val="ar_AE" w:bidi="ar_AE"/>
         </w:rPr>
         <w:t>وَصْفٌ عينِيٌّ عن غَضَبِ الله. يشْعُرُ الكاتِبُ بالاشمئزاز من سفْكِ الدِّماءِ؛ فهو بلا رجاءٍ، مَكْسُورٌ بالخزي. يُدْرِكُ أن غضبَ الله عابرٌ، لن يدومَ إلى الأبَدِ، كما يغْمُر الرجاءُ روحَهُ. إن أمانَةَ اللهِ، ومحبَّتُه، وإحسانُه، وصلاحُهُ كلُّها حقٌّ نهائِيٌّ مخَلِّصٌ بالنسبة له. ومع ذلك، يَبْقَى الألمُ، وتنسابُ الدُّموع بغزارةٍ عندما يصلِّي</w:t>
       </w:r>
       <w:r>
         <w:rPr>
+          <w:rtl/>
+          <w:cs/>
           <w:lang w:val="ar_AE" w:bidi="ar_AE"/>
         </w:rPr>
         <w:t>.</w:t>
@@ -478,12 +590,16 @@
       </w:pPr>
       <w:r>
         <w:rPr>
+          <w:rtl/>
+          <w:cs/>
           <w:lang w:val="ar_AE" w:bidi="ar_AE"/>
         </w:rPr>
       </w:r>
       <w:hyperlink r:id="rId16">
         <w:r>
           <w:rPr>
+            <w:rtl/>
+            <w:cs/>
             <w:lang w:val="ar_AE" w:bidi="ar_AE"/>
           </w:rPr>
           <w:rPr>
@@ -495,18 +611,24 @@
       </w:hyperlink>
       <w:r>
         <w:rPr>
+          <w:rtl/>
+          <w:cs/>
           <w:lang w:val="ar_AE" w:bidi="ar_AE"/>
         </w:rPr>
         <w:t xml:space="preserve"> </w:t>
       </w:r>
       <w:r>
         <w:rPr>
+          <w:rtl/>
+          <w:cs/>
           <w:lang w:val="ar_AE" w:bidi="ar_AE"/>
         </w:rPr>
         <w:t>وَصْفٌ كئيبٌ عن الدَّمارِ الذي وَقَعَ قبل وبعد اختراقِ أسوار أُورُشَليم، يأتي ذلك الوصفُ بالتباينِ مع سنواتِ المَجْدِ التي عاشتْها المَدِينَةُ. لقد عاقبَ الله بإنصافٍ خطايا شعبِهِ الشنيعةِ، إذ لم يكُنْ ممكنًا لهذا الشعب الهربَ من دينونَةِ الله</w:t>
       </w:r>
       <w:r>
         <w:rPr>
+          <w:rtl/>
+          <w:cs/>
           <w:lang w:val="ar_AE" w:bidi="ar_AE"/>
         </w:rPr>
         <w:t>.</w:t>
@@ -518,12 +640,16 @@
       </w:pPr>
       <w:r>
         <w:rPr>
+          <w:rtl/>
+          <w:cs/>
           <w:lang w:val="ar_AE" w:bidi="ar_AE"/>
         </w:rPr>
       </w:r>
       <w:hyperlink r:id="rId17">
         <w:r>
           <w:rPr>
+            <w:rtl/>
+            <w:cs/>
             <w:lang w:val="ar_AE" w:bidi="ar_AE"/>
           </w:rPr>
           <w:rPr>
@@ -535,6 +661,8 @@
       </w:hyperlink>
       <w:r>
         <w:rPr>
+          <w:rtl/>
+          <w:cs/>
           <w:lang w:val="ar_AE" w:bidi="ar_AE"/>
         </w:rPr>
         <w:t>هو تضرُّع يتوسَّل فيه الكاتِبُ أن ينظرَ الله بكلِّ عنايةٍ إلى شعبِه في بليتهِ، ينتهي الفصلُ يالتماسٍ من أجل الخلاصِ، إن كان ذلك الخلاص لا يزالُ متاحًا.</w:t>
@@ -546,17 +674,23 @@
       </w:pPr>
       <w:r>
         <w:rPr>
-          <w:lang w:val="ar_AE" w:bidi="ar_AE"/>
-        </w:rPr>
-      </w:r>
-      <w:r>
-        <w:rPr>
+          <w:rtl/>
+          <w:cs/>
+          <w:lang w:val="ar_AE" w:bidi="ar_AE"/>
+        </w:rPr>
+      </w:r>
+      <w:r>
+        <w:rPr>
+          <w:rtl/>
+          <w:cs/>
           <w:lang w:val="ar_AE" w:bidi="ar_AE"/>
         </w:rPr>
         <w:t>الأربع الأولى من هذه القصائد تأتي نصوصها (أعدادها) مرتَّبَة ترتيبًا أبجديًّا على التوالي بحسب حروفِ الأبجدِيَّة العبْرِيَّة، الاثنين والعشرين حرفًا، حيث تبدأ لفظة العدد الأوَّل بحرف الألف ولفظة الثاني بحرف البيت وهكذا حتى حرف الأبجدية الأخير (السِّمة التي نفقِدُها عند الترجمة).</w:t>
       </w:r>
       <w:r>
         <w:rPr>
+          <w:rtl/>
+          <w:cs/>
           <w:lang w:val="ar_AE" w:bidi="ar_AE"/>
         </w:rPr>
         <w:t xml:space="preserve"> يحتوي </w:t>
@@ -564,6 +698,8 @@
       <w:hyperlink r:id="rId17">
         <w:r>
           <w:rPr>
+            <w:rtl/>
+            <w:cs/>
             <w:lang w:val="ar_AE" w:bidi="ar_AE"/>
           </w:rPr>
           <w:rPr>
@@ -575,18 +711,24 @@
       </w:hyperlink>
       <w:r>
         <w:rPr>
+          <w:rtl/>
+          <w:cs/>
           <w:lang w:val="ar_AE" w:bidi="ar_AE"/>
         </w:rPr>
         <w:t xml:space="preserve"> </w:t>
       </w:r>
       <w:r>
         <w:rPr>
+          <w:rtl/>
+          <w:cs/>
           <w:lang w:val="ar_AE" w:bidi="ar_AE"/>
         </w:rPr>
         <w:t>على اثنين وعشرين عددًا، لكنها غير مرتَّبَة أبجديًّا. ومن اللافتِ في كلِّ القصائد الخمس اقترانُ الألمِ والضيقِ معًا بالإيمان والرجاء. تبدو معاناةُ الحاضر أكثرَ واقعيَّةً من إمكانيةِ الفداءِ المستقبلي، لكن محبَّةَ الله وأمانَتَهُ باقيتان</w:t>
       </w:r>
       <w:r>
         <w:rPr>
+          <w:rtl/>
+          <w:cs/>
           <w:lang w:val="ar_AE" w:bidi="ar_AE"/>
         </w:rPr>
         <w:t>.</w:t>
@@ -599,6 +741,8 @@
       </w:pPr>
       <w:r>
         <w:rPr>
+          <w:rtl/>
+          <w:cs/>
           <w:lang w:val="ar_AE" w:bidi="ar_AE"/>
         </w:rPr>
         <w:t>كَاتِبُ السِّفْرِ</w:t>
@@ -610,11 +754,15 @@
       </w:pPr>
       <w:r>
         <w:rPr>
-          <w:lang w:val="ar_AE" w:bidi="ar_AE"/>
-        </w:rPr>
-      </w:r>
-      <w:r>
-        <w:rPr>
+          <w:rtl/>
+          <w:cs/>
+          <w:lang w:val="ar_AE" w:bidi="ar_AE"/>
+        </w:rPr>
+      </w:r>
+      <w:r>
+        <w:rPr>
+          <w:rtl/>
+          <w:cs/>
           <w:lang w:val="ar_AE" w:bidi="ar_AE"/>
         </w:rPr>
         <w:t>لا يشيرُ سِفْرُ المَرَاثِي إلى كاتِبِه. تأتي القصائد مباشرة في السِّياقِ الزمني لما قبل وبعد سقوط أُورُشَليم سنة 586 ق.م. كان النَّبِيُّ إِرْمِيَا في أورشليم معاصرًا لهذا الزمنِ الكارِثِي، وقد عُرِفَ منذ فترَةٍ طويلةٍ بوصفِهِ كاتبًا للمَرَاثِي، التي يبدو أنها كُتِبَتْ بواسطة بَارُوخ، مساعدُ النَّبِيِّ إِرْمِيَا وكاتِبُهُ. يشير سِفْرُ أخبارِ الأيام الثاني إلى أن النَّبِيَّ إِرْمِيَا ككاتبٍ للمَرَاثي التي رَثَى بها موتَ المَلِك يُوشِيَّا (</w:t>
@@ -622,6 +770,8 @@
       <w:hyperlink r:id="rId18">
         <w:r>
           <w:rPr>
+            <w:rtl/>
+            <w:cs/>
             <w:lang w:val="ar_AE" w:bidi="ar_AE"/>
           </w:rPr>
           <w:rPr>
@@ -633,18 +783,24 @@
       </w:hyperlink>
       <w:r>
         <w:rPr>
+          <w:rtl/>
+          <w:cs/>
           <w:lang w:val="ar_AE" w:bidi="ar_AE"/>
         </w:rPr>
         <w:t xml:space="preserve">). </w:t>
       </w:r>
       <w:r>
         <w:rPr>
+          <w:rtl/>
+          <w:cs/>
           <w:lang w:val="ar_AE" w:bidi="ar_AE"/>
         </w:rPr>
         <w:t>). يُعَبِّر كاتِبُ المراثِي عن مشاعرِهِ بحرِّيَّةٍ، كما يفعل النَّبِيُّ إِرْمِيَا في السِّفْرِ الذي يحملُ اسمَهُ، إذ يعكِسُ كلا السِّفْرَين مستقبل الأُمَّةِ</w:t>
       </w:r>
       <w:r>
         <w:rPr>
+          <w:rtl/>
+          <w:cs/>
           <w:lang w:val="ar_AE" w:bidi="ar_AE"/>
         </w:rPr>
         <w:t>.</w:t>
@@ -656,29 +812,39 @@
       </w:pPr>
       <w:r>
         <w:rPr>
-          <w:lang w:val="ar_AE" w:bidi="ar_AE"/>
-        </w:rPr>
-      </w:r>
-      <w:r>
-        <w:rPr>
+          <w:rtl/>
+          <w:cs/>
+          <w:lang w:val="ar_AE" w:bidi="ar_AE"/>
+        </w:rPr>
+      </w:r>
+      <w:r>
+        <w:rPr>
+          <w:rtl/>
+          <w:cs/>
           <w:lang w:val="ar_AE" w:bidi="ar_AE"/>
         </w:rPr>
         <w:t xml:space="preserve">هناك عَدَدٌ من التشابهات الأخرى بين سِفْرَي </w:t>
       </w:r>
       <w:r>
         <w:rPr>
+          <w:rtl/>
+          <w:cs/>
           <w:lang w:val="ar_AE" w:bidi="ar_AE"/>
         </w:rPr>
         <w:t xml:space="preserve">إِرْمِيَا </w:t>
       </w:r>
       <w:r>
         <w:rPr>
+          <w:rtl/>
+          <w:cs/>
           <w:lang w:val="ar_AE" w:bidi="ar_AE"/>
         </w:rPr>
         <w:t>والمَرَاثي. قارن معالجة السفرين للمواضيع التالية: الأرامِل المُضْطَرِبات</w:t>
       </w:r>
       <w:r>
         <w:rPr>
+          <w:rtl/>
+          <w:cs/>
           <w:lang w:val="ar_AE" w:bidi="ar_AE"/>
         </w:rPr>
         <w:t xml:space="preserve"> (</w:t>
@@ -686,6 +852,8 @@
       <w:hyperlink r:id="rId19">
         <w:r>
           <w:rPr>
+            <w:rtl/>
+            <w:cs/>
             <w:lang w:val="ar_AE" w:bidi="ar_AE"/>
           </w:rPr>
           <w:rPr>
@@ -697,6 +865,8 @@
       </w:hyperlink>
       <w:r>
         <w:rPr>
+          <w:rtl/>
+          <w:cs/>
           <w:lang w:val="ar_AE" w:bidi="ar_AE"/>
         </w:rPr>
         <w:t xml:space="preserve">؛ </w:t>
@@ -704,6 +874,8 @@
       <w:hyperlink r:id="rId20">
         <w:r>
           <w:rPr>
+            <w:rtl/>
+            <w:cs/>
             <w:lang w:val="ar_AE" w:bidi="ar_AE"/>
           </w:rPr>
           <w:rPr>
@@ -715,6 +887,8 @@
       </w:hyperlink>
       <w:r>
         <w:rPr>
+          <w:rtl/>
+          <w:cs/>
           <w:lang w:val="ar_AE" w:bidi="ar_AE"/>
         </w:rPr>
         <w:t xml:space="preserve">؛ مع </w:t>
@@ -722,6 +896,8 @@
       <w:hyperlink r:id="rId21">
         <w:r>
           <w:rPr>
+            <w:rtl/>
+            <w:cs/>
             <w:lang w:val="ar_AE" w:bidi="ar_AE"/>
           </w:rPr>
           <w:rPr>
@@ -733,6 +909,8 @@
       </w:hyperlink>
       <w:r>
         <w:rPr>
+          <w:rtl/>
+          <w:cs/>
           <w:lang w:val="ar_AE" w:bidi="ar_AE"/>
         </w:rPr>
         <w:t xml:space="preserve">؛ </w:t>
@@ -740,6 +918,8 @@
       <w:hyperlink r:id="rId22">
         <w:r>
           <w:rPr>
+            <w:rtl/>
+            <w:cs/>
             <w:lang w:val="ar_AE" w:bidi="ar_AE"/>
           </w:rPr>
           <w:rPr>
@@ -751,6 +931,8 @@
       </w:hyperlink>
       <w:r>
         <w:rPr>
+          <w:rtl/>
+          <w:cs/>
           <w:lang w:val="ar_AE" w:bidi="ar_AE"/>
         </w:rPr>
         <w:t>)؛ الناس الباكين (</w:t>
@@ -758,6 +940,8 @@
       <w:hyperlink r:id="rId23">
         <w:r>
           <w:rPr>
+            <w:rtl/>
+            <w:cs/>
             <w:lang w:val="ar_AE" w:bidi="ar_AE"/>
           </w:rPr>
           <w:rPr>
@@ -769,6 +953,8 @@
       </w:hyperlink>
       <w:r>
         <w:rPr>
+          <w:rtl/>
+          <w:cs/>
           <w:lang w:val="ar_AE" w:bidi="ar_AE"/>
         </w:rPr>
         <w:t xml:space="preserve">، </w:t>
@@ -776,6 +962,8 @@
       <w:hyperlink r:id="rId24">
         <w:r>
           <w:rPr>
+            <w:rtl/>
+            <w:cs/>
             <w:lang w:val="ar_AE" w:bidi="ar_AE"/>
           </w:rPr>
           <w:rPr>
@@ -787,6 +975,8 @@
       </w:hyperlink>
       <w:r>
         <w:rPr>
+          <w:rtl/>
+          <w:cs/>
           <w:lang w:val="ar_AE" w:bidi="ar_AE"/>
         </w:rPr>
         <w:t xml:space="preserve">؛ </w:t>
@@ -794,6 +984,8 @@
       <w:hyperlink r:id="rId25">
         <w:r>
           <w:rPr>
+            <w:rtl/>
+            <w:cs/>
             <w:lang w:val="ar_AE" w:bidi="ar_AE"/>
           </w:rPr>
           <w:rPr>
@@ -805,6 +997,8 @@
       </w:hyperlink>
       <w:r>
         <w:rPr>
+          <w:rtl/>
+          <w:cs/>
           <w:lang w:val="ar_AE" w:bidi="ar_AE"/>
         </w:rPr>
         <w:t xml:space="preserve">؛ </w:t>
@@ -812,6 +1006,8 @@
       <w:hyperlink r:id="rId26">
         <w:r>
           <w:rPr>
+            <w:rtl/>
+            <w:cs/>
             <w:lang w:val="ar_AE" w:bidi="ar_AE"/>
           </w:rPr>
           <w:rPr>
@@ -823,6 +1019,8 @@
       </w:hyperlink>
       <w:r>
         <w:rPr>
+          <w:rtl/>
+          <w:cs/>
           <w:lang w:val="ar_AE" w:bidi="ar_AE"/>
         </w:rPr>
         <w:t xml:space="preserve">؛ مع </w:t>
@@ -830,6 +1028,8 @@
       <w:hyperlink r:id="rId27">
         <w:r>
           <w:rPr>
+            <w:rtl/>
+            <w:cs/>
             <w:lang w:val="ar_AE" w:bidi="ar_AE"/>
           </w:rPr>
           <w:rPr>
@@ -841,6 +1041,8 @@
       </w:hyperlink>
       <w:r>
         <w:rPr>
+          <w:rtl/>
+          <w:cs/>
           <w:lang w:val="ar_AE" w:bidi="ar_AE"/>
         </w:rPr>
         <w:t xml:space="preserve">؛ </w:t>
@@ -848,6 +1050,8 @@
       <w:hyperlink r:id="rId28">
         <w:r>
           <w:rPr>
+            <w:rtl/>
+            <w:cs/>
             <w:lang w:val="ar_AE" w:bidi="ar_AE"/>
           </w:rPr>
           <w:rPr>
@@ -859,6 +1063,8 @@
       </w:hyperlink>
       <w:r>
         <w:rPr>
+          <w:rtl/>
+          <w:cs/>
           <w:lang w:val="ar_AE" w:bidi="ar_AE"/>
         </w:rPr>
         <w:t xml:space="preserve">؛ </w:t>
@@ -866,6 +1072,8 @@
       <w:hyperlink r:id="rId29">
         <w:r>
           <w:rPr>
+            <w:rtl/>
+            <w:cs/>
             <w:lang w:val="ar_AE" w:bidi="ar_AE"/>
           </w:rPr>
           <w:rPr>
@@ -877,6 +1085,8 @@
       </w:hyperlink>
       <w:r>
         <w:rPr>
+          <w:rtl/>
+          <w:cs/>
           <w:lang w:val="ar_AE" w:bidi="ar_AE"/>
         </w:rPr>
         <w:t xml:space="preserve">؛ </w:t>
@@ -884,6 +1094,8 @@
       <w:hyperlink r:id="rId30">
         <w:r>
           <w:rPr>
+            <w:rtl/>
+            <w:cs/>
             <w:lang w:val="ar_AE" w:bidi="ar_AE"/>
           </w:rPr>
           <w:rPr>
@@ -895,6 +1107,8 @@
       </w:hyperlink>
       <w:r>
         <w:rPr>
+          <w:rtl/>
+          <w:cs/>
           <w:lang w:val="ar_AE" w:bidi="ar_AE"/>
         </w:rPr>
         <w:t xml:space="preserve">؛ </w:t>
@@ -902,6 +1116,8 @@
       <w:hyperlink r:id="rId31">
         <w:r>
           <w:rPr>
+            <w:rtl/>
+            <w:cs/>
             <w:lang w:val="ar_AE" w:bidi="ar_AE"/>
           </w:rPr>
           <w:rPr>
@@ -913,6 +1129,8 @@
       </w:hyperlink>
       <w:r>
         <w:rPr>
+          <w:rtl/>
+          <w:cs/>
           <w:lang w:val="ar_AE" w:bidi="ar_AE"/>
         </w:rPr>
         <w:t xml:space="preserve">؛ </w:t>
@@ -920,6 +1138,8 @@
       <w:hyperlink r:id="rId32">
         <w:r>
           <w:rPr>
+            <w:rtl/>
+            <w:cs/>
             <w:lang w:val="ar_AE" w:bidi="ar_AE"/>
           </w:rPr>
           <w:rPr>
@@ -931,6 +1151,8 @@
       </w:hyperlink>
       <w:r>
         <w:rPr>
+          <w:rtl/>
+          <w:cs/>
           <w:lang w:val="ar_AE" w:bidi="ar_AE"/>
         </w:rPr>
         <w:t>)؛ الخطيَّة (</w:t>
@@ -938,6 +1160,8 @@
       <w:hyperlink r:id="rId33">
         <w:r>
           <w:rPr>
+            <w:rtl/>
+            <w:cs/>
             <w:lang w:val="ar_AE" w:bidi="ar_AE"/>
           </w:rPr>
           <w:rPr>
@@ -949,6 +1173,8 @@
       </w:hyperlink>
       <w:r>
         <w:rPr>
+          <w:rtl/>
+          <w:cs/>
           <w:lang w:val="ar_AE" w:bidi="ar_AE"/>
         </w:rPr>
         <w:t xml:space="preserve">، </w:t>
@@ -956,6 +1182,8 @@
       <w:hyperlink r:id="rId34">
         <w:r>
           <w:rPr>
+            <w:rtl/>
+            <w:cs/>
             <w:lang w:val="ar_AE" w:bidi="ar_AE"/>
           </w:rPr>
           <w:rPr>
@@ -967,6 +1195,8 @@
       </w:hyperlink>
       <w:r>
         <w:rPr>
+          <w:rtl/>
+          <w:cs/>
           <w:lang w:val="ar_AE" w:bidi="ar_AE"/>
         </w:rPr>
         <w:t xml:space="preserve">، </w:t>
@@ -974,6 +1204,8 @@
       <w:hyperlink r:id="rId35">
         <w:r>
           <w:rPr>
+            <w:rtl/>
+            <w:cs/>
             <w:lang w:val="ar_AE" w:bidi="ar_AE"/>
           </w:rPr>
           <w:rPr>
@@ -985,6 +1217,8 @@
       </w:hyperlink>
       <w:r>
         <w:rPr>
+          <w:rtl/>
+          <w:cs/>
           <w:lang w:val="ar_AE" w:bidi="ar_AE"/>
         </w:rPr>
         <w:t xml:space="preserve">، </w:t>
@@ -992,6 +1226,8 @@
       <w:hyperlink r:id="rId36">
         <w:r>
           <w:rPr>
+            <w:rtl/>
+            <w:cs/>
             <w:lang w:val="ar_AE" w:bidi="ar_AE"/>
           </w:rPr>
           <w:rPr>
@@ -1003,6 +1239,8 @@
       </w:hyperlink>
       <w:r>
         <w:rPr>
+          <w:rtl/>
+          <w:cs/>
           <w:lang w:val="ar_AE" w:bidi="ar_AE"/>
         </w:rPr>
         <w:t xml:space="preserve">؛ </w:t>
@@ -1010,6 +1248,8 @@
       <w:hyperlink r:id="rId37">
         <w:r>
           <w:rPr>
+            <w:rtl/>
+            <w:cs/>
             <w:lang w:val="ar_AE" w:bidi="ar_AE"/>
           </w:rPr>
           <w:rPr>
@@ -1021,6 +1261,8 @@
       </w:hyperlink>
       <w:r>
         <w:rPr>
+          <w:rtl/>
+          <w:cs/>
           <w:lang w:val="ar_AE" w:bidi="ar_AE"/>
         </w:rPr>
         <w:t xml:space="preserve">؛ </w:t>
@@ -1028,6 +1270,8 @@
       <w:hyperlink r:id="rId38">
         <w:r>
           <w:rPr>
+            <w:rtl/>
+            <w:cs/>
             <w:lang w:val="ar_AE" w:bidi="ar_AE"/>
           </w:rPr>
           <w:rPr>
@@ -1039,6 +1283,8 @@
       </w:hyperlink>
       <w:r>
         <w:rPr>
+          <w:rtl/>
+          <w:cs/>
           <w:lang w:val="ar_AE" w:bidi="ar_AE"/>
         </w:rPr>
         <w:t xml:space="preserve">؛ </w:t>
@@ -1046,6 +1292,8 @@
       <w:hyperlink r:id="rId39">
         <w:r>
           <w:rPr>
+            <w:rtl/>
+            <w:cs/>
             <w:lang w:val="ar_AE" w:bidi="ar_AE"/>
           </w:rPr>
           <w:rPr>
@@ -1057,6 +1305,8 @@
       </w:hyperlink>
       <w:r>
         <w:rPr>
+          <w:rtl/>
+          <w:cs/>
           <w:lang w:val="ar_AE" w:bidi="ar_AE"/>
         </w:rPr>
         <w:t xml:space="preserve">؛ مع </w:t>
@@ -1064,6 +1314,8 @@
       <w:hyperlink r:id="rId40">
         <w:r>
           <w:rPr>
+            <w:rtl/>
+            <w:cs/>
             <w:lang w:val="ar_AE" w:bidi="ar_AE"/>
           </w:rPr>
           <w:rPr>
@@ -1075,6 +1327,8 @@
       </w:hyperlink>
       <w:r>
         <w:rPr>
+          <w:rtl/>
+          <w:cs/>
           <w:lang w:val="ar_AE" w:bidi="ar_AE"/>
         </w:rPr>
         <w:t xml:space="preserve">؛ </w:t>
@@ -1082,6 +1336,8 @@
       <w:hyperlink r:id="rId41">
         <w:r>
           <w:rPr>
+            <w:rtl/>
+            <w:cs/>
             <w:lang w:val="ar_AE" w:bidi="ar_AE"/>
           </w:rPr>
           <w:rPr>
@@ -1093,6 +1349,8 @@
       </w:hyperlink>
       <w:r>
         <w:rPr>
+          <w:rtl/>
+          <w:cs/>
           <w:lang w:val="ar_AE" w:bidi="ar_AE"/>
         </w:rPr>
         <w:t xml:space="preserve">؛ </w:t>
@@ -1100,6 +1358,8 @@
       <w:hyperlink r:id="rId42">
         <w:r>
           <w:rPr>
+            <w:rtl/>
+            <w:cs/>
             <w:lang w:val="ar_AE" w:bidi="ar_AE"/>
           </w:rPr>
           <w:rPr>
@@ -1111,6 +1371,8 @@
       </w:hyperlink>
       <w:r>
         <w:rPr>
+          <w:rtl/>
+          <w:cs/>
           <w:lang w:val="ar_AE" w:bidi="ar_AE"/>
         </w:rPr>
         <w:t xml:space="preserve">؛ </w:t>
@@ -1118,6 +1380,8 @@
       <w:hyperlink r:id="rId43">
         <w:r>
           <w:rPr>
+            <w:rtl/>
+            <w:cs/>
             <w:lang w:val="ar_AE" w:bidi="ar_AE"/>
           </w:rPr>
           <w:rPr>
@@ -1129,6 +1393,8 @@
       </w:hyperlink>
       <w:r>
         <w:rPr>
+          <w:rtl/>
+          <w:cs/>
           <w:lang w:val="ar_AE" w:bidi="ar_AE"/>
         </w:rPr>
         <w:t xml:space="preserve">؛ </w:t>
@@ -1136,6 +1402,8 @@
       <w:hyperlink r:id="rId44">
         <w:r>
           <w:rPr>
+            <w:rtl/>
+            <w:cs/>
             <w:lang w:val="ar_AE" w:bidi="ar_AE"/>
           </w:rPr>
           <w:rPr>
@@ -1147,6 +1415,8 @@
       </w:hyperlink>
       <w:r>
         <w:rPr>
+          <w:rtl/>
+          <w:cs/>
           <w:lang w:val="ar_AE" w:bidi="ar_AE"/>
         </w:rPr>
         <w:t xml:space="preserve">؛ </w:t>
@@ -1154,6 +1424,8 @@
       <w:hyperlink r:id="rId45">
         <w:r>
           <w:rPr>
+            <w:rtl/>
+            <w:cs/>
             <w:lang w:val="ar_AE" w:bidi="ar_AE"/>
           </w:rPr>
           <w:rPr>
@@ -1165,6 +1437,8 @@
       </w:hyperlink>
       <w:r>
         <w:rPr>
+          <w:rtl/>
+          <w:cs/>
           <w:lang w:val="ar_AE" w:bidi="ar_AE"/>
         </w:rPr>
         <w:t>)؛ العقاب (</w:t>
@@ -1172,6 +1446,8 @@
       <w:hyperlink r:id="rId46">
         <w:r>
           <w:rPr>
+            <w:rtl/>
+            <w:cs/>
             <w:lang w:val="ar_AE" w:bidi="ar_AE"/>
           </w:rPr>
           <w:rPr>
@@ -1183,6 +1459,8 @@
       </w:hyperlink>
       <w:r>
         <w:rPr>
+          <w:rtl/>
+          <w:cs/>
           <w:lang w:val="ar_AE" w:bidi="ar_AE"/>
         </w:rPr>
         <w:t xml:space="preserve">؛ </w:t>
@@ -1190,6 +1468,8 @@
       <w:hyperlink r:id="rId47">
         <w:r>
           <w:rPr>
+            <w:rtl/>
+            <w:cs/>
             <w:lang w:val="ar_AE" w:bidi="ar_AE"/>
           </w:rPr>
           <w:rPr>
@@ -1201,6 +1481,8 @@
       </w:hyperlink>
       <w:r>
         <w:rPr>
+          <w:rtl/>
+          <w:cs/>
           <w:lang w:val="ar_AE" w:bidi="ar_AE"/>
         </w:rPr>
         <w:t xml:space="preserve">؛ </w:t>
@@ -1208,6 +1490,8 @@
       <w:hyperlink r:id="rId48">
         <w:r>
           <w:rPr>
+            <w:rtl/>
+            <w:cs/>
             <w:lang w:val="ar_AE" w:bidi="ar_AE"/>
           </w:rPr>
           <w:rPr>
@@ -1219,6 +1503,8 @@
       </w:hyperlink>
       <w:r>
         <w:rPr>
+          <w:rtl/>
+          <w:cs/>
           <w:lang w:val="ar_AE" w:bidi="ar_AE"/>
         </w:rPr>
         <w:t xml:space="preserve">؛ مع </w:t>
@@ -1226,6 +1512,8 @@
       <w:hyperlink r:id="rId49">
         <w:r>
           <w:rPr>
+            <w:rtl/>
+            <w:cs/>
             <w:lang w:val="ar_AE" w:bidi="ar_AE"/>
           </w:rPr>
           <w:rPr>
@@ -1237,6 +1525,8 @@
       </w:hyperlink>
       <w:r>
         <w:rPr>
+          <w:rtl/>
+          <w:cs/>
           <w:lang w:val="ar_AE" w:bidi="ar_AE"/>
         </w:rPr>
         <w:t xml:space="preserve">، </w:t>
@@ -1244,6 +1534,8 @@
       <w:hyperlink r:id="rId50">
         <w:r>
           <w:rPr>
+            <w:rtl/>
+            <w:cs/>
             <w:lang w:val="ar_AE" w:bidi="ar_AE"/>
           </w:rPr>
           <w:rPr>
@@ -1255,6 +1547,8 @@
       </w:hyperlink>
       <w:r>
         <w:rPr>
+          <w:rtl/>
+          <w:cs/>
           <w:lang w:val="ar_AE" w:bidi="ar_AE"/>
         </w:rPr>
         <w:t xml:space="preserve">؛ </w:t>
@@ -1262,6 +1556,8 @@
       <w:hyperlink r:id="rId51">
         <w:r>
           <w:rPr>
+            <w:rtl/>
+            <w:cs/>
             <w:lang w:val="ar_AE" w:bidi="ar_AE"/>
           </w:rPr>
           <w:rPr>
@@ -1273,6 +1569,8 @@
       </w:hyperlink>
       <w:r>
         <w:rPr>
+          <w:rtl/>
+          <w:cs/>
           <w:lang w:val="ar_AE" w:bidi="ar_AE"/>
         </w:rPr>
         <w:t xml:space="preserve">؛ </w:t>
@@ -1280,6 +1578,8 @@
       <w:hyperlink r:id="rId52">
         <w:r>
           <w:rPr>
+            <w:rtl/>
+            <w:cs/>
             <w:lang w:val="ar_AE" w:bidi="ar_AE"/>
           </w:rPr>
           <w:rPr>
@@ -1291,6 +1591,8 @@
       </w:hyperlink>
       <w:r>
         <w:rPr>
+          <w:rtl/>
+          <w:cs/>
           <w:lang w:val="ar_AE" w:bidi="ar_AE"/>
         </w:rPr>
         <w:t xml:space="preserve">؛ </w:t>
@@ -1298,6 +1600,8 @@
       <w:hyperlink r:id="rId22">
         <w:r>
           <w:rPr>
+            <w:rtl/>
+            <w:cs/>
             <w:lang w:val="ar_AE" w:bidi="ar_AE"/>
           </w:rPr>
           <w:rPr>
@@ -1309,6 +1613,8 @@
       </w:hyperlink>
       <w:r>
         <w:rPr>
+          <w:rtl/>
+          <w:cs/>
           <w:lang w:val="ar_AE" w:bidi="ar_AE"/>
         </w:rPr>
         <w:t xml:space="preserve">؛ </w:t>
@@ -1316,6 +1622,8 @@
       <w:hyperlink r:id="rId53">
         <w:r>
           <w:rPr>
+            <w:rtl/>
+            <w:cs/>
             <w:lang w:val="ar_AE" w:bidi="ar_AE"/>
           </w:rPr>
           <w:rPr>
@@ -1327,6 +1635,8 @@
       </w:hyperlink>
       <w:r>
         <w:rPr>
+          <w:rtl/>
+          <w:cs/>
           <w:lang w:val="ar_AE" w:bidi="ar_AE"/>
         </w:rPr>
         <w:t xml:space="preserve">، </w:t>
@@ -1334,6 +1644,8 @@
       <w:hyperlink r:id="rId54">
         <w:r>
           <w:rPr>
+            <w:rtl/>
+            <w:cs/>
             <w:lang w:val="ar_AE" w:bidi="ar_AE"/>
           </w:rPr>
           <w:rPr>
@@ -1345,6 +1657,8 @@
       </w:hyperlink>
       <w:r>
         <w:rPr>
+          <w:rtl/>
+          <w:cs/>
           <w:lang w:val="ar_AE" w:bidi="ar_AE"/>
         </w:rPr>
         <w:t xml:space="preserve">؛ </w:t>
@@ -1352,6 +1666,8 @@
       <w:hyperlink r:id="rId55">
         <w:r>
           <w:rPr>
+            <w:rtl/>
+            <w:cs/>
             <w:lang w:val="ar_AE" w:bidi="ar_AE"/>
           </w:rPr>
           <w:rPr>
@@ -1363,6 +1679,8 @@
       </w:hyperlink>
       <w:r>
         <w:rPr>
+          <w:rtl/>
+          <w:cs/>
           <w:lang w:val="ar_AE" w:bidi="ar_AE"/>
         </w:rPr>
         <w:t>)؛ الأنبياء الكذبة (</w:t>
@@ -1370,6 +1688,8 @@
       <w:hyperlink r:id="rId56">
         <w:r>
           <w:rPr>
+            <w:rtl/>
+            <w:cs/>
             <w:lang w:val="ar_AE" w:bidi="ar_AE"/>
           </w:rPr>
           <w:rPr>
@@ -1381,6 +1701,8 @@
       </w:hyperlink>
       <w:r>
         <w:rPr>
+          <w:rtl/>
+          <w:cs/>
           <w:lang w:val="ar_AE" w:bidi="ar_AE"/>
         </w:rPr>
         <w:t xml:space="preserve">؛ مع </w:t>
@@ -1388,6 +1710,8 @@
       <w:hyperlink r:id="rId57">
         <w:r>
           <w:rPr>
+            <w:rtl/>
+            <w:cs/>
             <w:lang w:val="ar_AE" w:bidi="ar_AE"/>
           </w:rPr>
           <w:rPr>
@@ -1399,6 +1723,8 @@
       </w:hyperlink>
       <w:r>
         <w:rPr>
+          <w:rtl/>
+          <w:cs/>
           <w:lang w:val="ar_AE" w:bidi="ar_AE"/>
         </w:rPr>
         <w:t xml:space="preserve">؛ </w:t>
@@ -1406,6 +1732,8 @@
       <w:hyperlink r:id="rId58">
         <w:r>
           <w:rPr>
+            <w:rtl/>
+            <w:cs/>
             <w:lang w:val="ar_AE" w:bidi="ar_AE"/>
           </w:rPr>
           <w:rPr>
@@ -1417,6 +1745,8 @@
       </w:hyperlink>
       <w:r>
         <w:rPr>
+          <w:rtl/>
+          <w:cs/>
           <w:lang w:val="ar_AE" w:bidi="ar_AE"/>
         </w:rPr>
         <w:t>)؛ المَرارة (</w:t>
@@ -1424,6 +1754,8 @@
       <w:hyperlink r:id="rId59">
         <w:r>
           <w:rPr>
+            <w:rtl/>
+            <w:cs/>
             <w:lang w:val="ar_AE" w:bidi="ar_AE"/>
           </w:rPr>
           <w:rPr>
@@ -1435,6 +1767,8 @@
       </w:hyperlink>
       <w:r>
         <w:rPr>
+          <w:rtl/>
+          <w:cs/>
           <w:lang w:val="ar_AE" w:bidi="ar_AE"/>
         </w:rPr>
         <w:t xml:space="preserve">؛ مع </w:t>
@@ -1442,6 +1776,8 @@
       <w:hyperlink r:id="rId60">
         <w:r>
           <w:rPr>
+            <w:rtl/>
+            <w:cs/>
             <w:lang w:val="ar_AE" w:bidi="ar_AE"/>
           </w:rPr>
           <w:rPr>
@@ -1453,6 +1789,8 @@
       </w:hyperlink>
       <w:r>
         <w:rPr>
+          <w:rtl/>
+          <w:cs/>
           <w:lang w:val="ar_AE" w:bidi="ar_AE"/>
         </w:rPr>
         <w:t>)؛ الجُب (</w:t>
@@ -1460,6 +1798,8 @@
       <w:hyperlink r:id="rId61">
         <w:r>
           <w:rPr>
+            <w:rtl/>
+            <w:cs/>
             <w:lang w:val="ar_AE" w:bidi="ar_AE"/>
           </w:rPr>
           <w:rPr>
@@ -1471,6 +1811,8 @@
       </w:hyperlink>
       <w:r>
         <w:rPr>
+          <w:rtl/>
+          <w:cs/>
           <w:lang w:val="ar_AE" w:bidi="ar_AE"/>
         </w:rPr>
         <w:t xml:space="preserve">، </w:t>
@@ -1478,6 +1820,8 @@
       <w:hyperlink r:id="rId62">
         <w:r>
           <w:rPr>
+            <w:rtl/>
+            <w:cs/>
             <w:lang w:val="ar_AE" w:bidi="ar_AE"/>
           </w:rPr>
           <w:rPr>
@@ -1489,6 +1833,8 @@
       </w:hyperlink>
       <w:r>
         <w:rPr>
+          <w:rtl/>
+          <w:cs/>
           <w:lang w:val="ar_AE" w:bidi="ar_AE"/>
         </w:rPr>
         <w:t xml:space="preserve">؛ مع </w:t>
@@ -1496,6 +1842,8 @@
       <w:hyperlink r:id="rId63">
         <w:r>
           <w:rPr>
+            <w:rtl/>
+            <w:cs/>
             <w:lang w:val="ar_AE" w:bidi="ar_AE"/>
           </w:rPr>
           <w:rPr>
@@ -1507,6 +1855,8 @@
       </w:hyperlink>
       <w:r>
         <w:rPr>
+          <w:rtl/>
+          <w:cs/>
           <w:lang w:val="ar_AE" w:bidi="ar_AE"/>
         </w:rPr>
         <w:t xml:space="preserve">؛ </w:t>
@@ -1514,6 +1864,8 @@
       <w:hyperlink r:id="rId64">
         <w:r>
           <w:rPr>
+            <w:rtl/>
+            <w:cs/>
             <w:lang w:val="ar_AE" w:bidi="ar_AE"/>
           </w:rPr>
           <w:rPr>
@@ -1525,6 +1877,8 @@
       </w:hyperlink>
       <w:r>
         <w:rPr>
+          <w:rtl/>
+          <w:cs/>
           <w:lang w:val="ar_AE" w:bidi="ar_AE"/>
         </w:rPr>
         <w:t>)؛ والأواني الفخارية (</w:t>
@@ -1532,6 +1886,8 @@
       <w:hyperlink r:id="rId65">
         <w:r>
           <w:rPr>
+            <w:rtl/>
+            <w:cs/>
             <w:lang w:val="ar_AE" w:bidi="ar_AE"/>
           </w:rPr>
           <w:rPr>
@@ -1543,6 +1899,8 @@
       </w:hyperlink>
       <w:r>
         <w:rPr>
+          <w:rtl/>
+          <w:cs/>
           <w:lang w:val="ar_AE" w:bidi="ar_AE"/>
         </w:rPr>
         <w:t xml:space="preserve">؛ مع </w:t>
@@ -1550,6 +1908,8 @@
       <w:hyperlink r:id="rId66">
         <w:r>
           <w:rPr>
+            <w:rtl/>
+            <w:cs/>
             <w:lang w:val="ar_AE" w:bidi="ar_AE"/>
           </w:rPr>
           <w:rPr>
@@ -1561,18 +1921,24 @@
       </w:hyperlink>
       <w:r>
         <w:rPr>
+          <w:rtl/>
+          <w:cs/>
           <w:lang w:val="ar_AE" w:bidi="ar_AE"/>
         </w:rPr>
         <w:t xml:space="preserve">). </w:t>
       </w:r>
       <w:r>
         <w:rPr>
+          <w:rtl/>
+          <w:cs/>
           <w:lang w:val="ar_AE" w:bidi="ar_AE"/>
         </w:rPr>
         <w:t>على الرُّغْمِ من أن بعضَ علماءِ العَهْدِ القَدِيمِ ينسبون المَرَاثِي إلى كاتِبٍ لاحقٍ للنَّبِيِّ إِرْمِيَا بزمن كبيرٍ، إلا أن مثل هذه التشابهات تدعَمُ كتابة النَّبِيِّ إِرْمِيَا للمَرَاثِي</w:t>
       </w:r>
       <w:r>
         <w:rPr>
+          <w:rtl/>
+          <w:cs/>
           <w:lang w:val="ar_AE" w:bidi="ar_AE"/>
         </w:rPr>
         <w:t>.</w:t>
@@ -1585,6 +1951,8 @@
       </w:pPr>
       <w:r>
         <w:rPr>
+          <w:rtl/>
+          <w:cs/>
           <w:lang w:val="ar_AE" w:bidi="ar_AE"/>
         </w:rPr>
         <w:t>مَضْمُون ومَغْزَى السِّفْرِ</w:t>
@@ -1596,29 +1964,39 @@
       </w:pPr>
       <w:r>
         <w:rPr>
-          <w:lang w:val="ar_AE" w:bidi="ar_AE"/>
-        </w:rPr>
-      </w:r>
-      <w:r>
-        <w:rPr>
+          <w:rtl/>
+          <w:cs/>
+          <w:lang w:val="ar_AE" w:bidi="ar_AE"/>
+        </w:rPr>
+      </w:r>
+      <w:r>
+        <w:rPr>
+          <w:rtl/>
+          <w:cs/>
           <w:lang w:val="ar_AE" w:bidi="ar_AE"/>
         </w:rPr>
         <w:t>ما هو المضمونُ الإيجابيُّ الذي يمكِنُ الخروجُ به من التحديق في حجارةٍ متفحِّمَةٍ بالنارِ، أو من السَّيْر بين أطفال جوعى، وأمهاتٍ نائحاتٍ؟ إلى أي مدى يمكن ل</w:t>
       </w:r>
       <w:r>
         <w:rPr>
+          <w:rtl/>
+          <w:cs/>
           <w:lang w:val="ar_AE" w:bidi="ar_AE"/>
         </w:rPr>
         <w:t xml:space="preserve">لمَرْءِ أن </w:t>
       </w:r>
       <w:r>
         <w:rPr>
+          <w:rtl/>
+          <w:cs/>
           <w:lang w:val="ar_AE" w:bidi="ar_AE"/>
         </w:rPr>
         <w:t>يميزَ أقوال الأنبياء الكَذَبَة الذين وعدوا بالنجاة من الجيشِ البابِلِي أثناء حصاره لأُورُشَليم؟ كيفَ يمكِنُ للمَرْءِ أن يُدْرِكَ حقيقةَ الكَهَنَةِ الذين يهيمون في المدينَةِ بحثًا عن الطعام، مع أنهم أشاعوا سابقًا الثقةَ بأن الذبائِحَ التي يقدِّمها الشعب ستؤَمِّن له النُّصرةََ والنجاحَ؟ كيف يمكِنُ للمَرْءِ أن يؤمِنَ بصلاحِ الله عندما تكونُ جثُثُ القَتْلَى منتشرةً في كلِّ مكانٍ</w:t>
       </w:r>
       <w:r>
         <w:rPr>
+          <w:rtl/>
+          <w:cs/>
           <w:lang w:val="ar_AE" w:bidi="ar_AE"/>
         </w:rPr>
         <w:t>؟</w:t>
@@ -1630,17 +2008,23 @@
       </w:pPr>
       <w:r>
         <w:rPr>
-          <w:lang w:val="ar_AE" w:bidi="ar_AE"/>
-        </w:rPr>
-      </w:r>
-      <w:r>
-        <w:rPr>
+          <w:rtl/>
+          <w:cs/>
+          <w:lang w:val="ar_AE" w:bidi="ar_AE"/>
+        </w:rPr>
+      </w:r>
+      <w:r>
+        <w:rPr>
+          <w:rtl/>
+          <w:cs/>
           <w:lang w:val="ar_AE" w:bidi="ar_AE"/>
         </w:rPr>
         <w:t>وَجَدَ كاتِبُ المَرَاثِي مغزًى من وراء كارثة السَّبِي. لقد جلبها شَعْبُ الله على ذاتِهِ بسببِ عبادَتِهِ الزائفةِ وسلوكِهِ الخليع. لقد أعلن الله غضبَهُ بسبب رَفْضِ الشعبِّ لسيادَتِهِ وانتهاكِهِ للعَهْدِ معه. ونتيجةً لذلك، أَدانَهُ الله، كما كان متوقَّعًا أن يَفْعَلَ (انْظُرْ</w:t>
       </w:r>
       <w:r>
         <w:rPr>
+          <w:rtl/>
+          <w:cs/>
           <w:lang w:val="ar_AE" w:bidi="ar_AE"/>
         </w:rPr>
         <w:t xml:space="preserve"> </w:t>
@@ -1648,6 +2032,8 @@
       <w:hyperlink r:id="rId67">
         <w:r>
           <w:rPr>
+            <w:rtl/>
+            <w:cs/>
             <w:lang w:val="ar_AE" w:bidi="ar_AE"/>
           </w:rPr>
           <w:rPr>
@@ -1659,18 +2045,24 @@
       </w:hyperlink>
       <w:r>
         <w:rPr>
+          <w:rtl/>
+          <w:cs/>
           <w:lang w:val="ar_AE" w:bidi="ar_AE"/>
         </w:rPr>
         <w:t xml:space="preserve">). </w:t>
       </w:r>
       <w:r>
         <w:rPr>
+          <w:rtl/>
+          <w:cs/>
           <w:lang w:val="ar_AE" w:bidi="ar_AE"/>
         </w:rPr>
         <w:t>كان عقابُ اللهِ عادلاً بارًّا (</w:t>
       </w:r>
       <w:r>
         <w:rPr>
+          <w:rtl/>
+          <w:cs/>
           <w:lang w:val="ar_AE" w:bidi="ar_AE"/>
         </w:rPr>
         <w:t xml:space="preserve">انْظُرْ </w:t>
@@ -1678,6 +2070,8 @@
       <w:hyperlink r:id="rId35">
         <w:r>
           <w:rPr>
+            <w:rtl/>
+            <w:cs/>
             <w:lang w:val="ar_AE" w:bidi="ar_AE"/>
           </w:rPr>
           <w:rPr>
@@ -1689,6 +2083,8 @@
       </w:hyperlink>
       <w:r>
         <w:rPr>
+          <w:rtl/>
+          <w:cs/>
           <w:lang w:val="ar_AE" w:bidi="ar_AE"/>
         </w:rPr>
         <w:t>)؛ فهو لا يَتَسامَحُ مع تمرُّدِ البَشَرِ.</w:t>
@@ -1700,17 +2096,23 @@
       </w:pPr>
       <w:r>
         <w:rPr>
-          <w:lang w:val="ar_AE" w:bidi="ar_AE"/>
-        </w:rPr>
-      </w:r>
-      <w:r>
-        <w:rPr>
+          <w:rtl/>
+          <w:cs/>
+          <w:lang w:val="ar_AE" w:bidi="ar_AE"/>
+        </w:rPr>
+      </w:r>
+      <w:r>
+        <w:rPr>
+          <w:rtl/>
+          <w:cs/>
           <w:lang w:val="ar_AE" w:bidi="ar_AE"/>
         </w:rPr>
         <w:t>لكن ماذا عن المستقبلِ؟ إنَّ من يطلبون الله بِالصِّدْقٍ لديهم رجاءٌ. في قلبِ الحزنِ الشديدِ، يمكن لمن يعانون الضيقَ أن يَتَضَرَّعُوا إلى الله ويختبروا رحمَتَه وغًفْرانَهُ، وافتداءَهُ. يهدِّدُ البؤسُ بإغراق النفس، أما الرجاء فيشرقُ بالنور. الله أزليٌّ، وهو صاحب السيادة المُطلقة على الكَونِ. مع أن الشُّكُوكَ والمخاوفَ تواصلُ الهجومَ على الرُّوح البَشَرِيَّة، يبقى الله جديرًا باتكالها عليه. غضبُ اللهِ عابرٌ، مع أنه عادِلٌ. ينتفي غضبُهُ متى بَدَأَ الاعترافُ والندمُ، حينئذ يُصْبِحُ من الممكِن للمَرْءِ أن يَتَغَنَّى بأمَانَةِ الله</w:t>
       </w:r>
       <w:r>
         <w:rPr>
+          <w:rtl/>
+          <w:cs/>
           <w:lang w:val="ar_AE" w:bidi="ar_AE"/>
         </w:rPr>
         <w:t xml:space="preserve"> (</w:t>
@@ -1718,6 +2120,8 @@
       <w:hyperlink r:id="rId68">
         <w:r>
           <w:rPr>
+            <w:rtl/>
+            <w:cs/>
             <w:lang w:val="ar_AE" w:bidi="ar_AE"/>
           </w:rPr>
           <w:rPr>
@@ -1729,17 +2133,23 @@
       </w:hyperlink>
       <w:r>
         <w:rPr>
+          <w:rtl/>
+          <w:cs/>
           <w:lang w:val="ar_AE" w:bidi="ar_AE"/>
         </w:rPr>
         <w:t>).</w:t>
       </w:r>
       <w:r>
         <w:rPr>
-          <w:lang w:val="ar_AE" w:bidi="ar_AE"/>
-        </w:rPr>
-      </w:r>
-      <w:r>
-        <w:rPr>
+          <w:rtl/>
+          <w:cs/>
+          <w:lang w:val="ar_AE" w:bidi="ar_AE"/>
+        </w:rPr>
+      </w:r>
+      <w:r>
+        <w:rPr>
+          <w:rtl/>
+          <w:cs/>
           <w:lang w:val="ar_AE" w:bidi="ar_AE"/>
         </w:rPr>
       </w:r>

--- a/arb/docx/25.content.docx
+++ b/arb/docx/25.content.docx
@@ -445,20 +445,14 @@
           <w:lang w:val="ar_AE" w:bidi="ar_AE"/>
         </w:rPr>
       </w:r>
-      <w:hyperlink r:id="rId13">
-        <w:r>
-          <w:rPr>
-            <w:rtl/>
-            <w:cs/>
-            <w:lang w:val="ar_AE" w:bidi="ar_AE"/>
-          </w:rPr>
-          <w:rPr>
-            <w:color w:val="0000EE"/>
-            <w:u w:val="single"/>
-          </w:rPr>
-          <w:t>الفصل 1</w:t>
-        </w:r>
-      </w:hyperlink>
+      <w:r>
+        <w:rPr>
+          <w:rtl/>
+          <w:cs/>
+          <w:lang w:val="ar_AE" w:bidi="ar_AE"/>
+        </w:rPr>
+        <w:t>الفصل 1</w:t>
+      </w:r>
       <w:r>
         <w:rPr>
           <w:rtl/>
@@ -495,20 +489,14 @@
           <w:lang w:val="ar_AE" w:bidi="ar_AE"/>
         </w:rPr>
       </w:r>
-      <w:hyperlink r:id="rId14">
-        <w:r>
-          <w:rPr>
-            <w:rtl/>
-            <w:cs/>
-            <w:lang w:val="ar_AE" w:bidi="ar_AE"/>
-          </w:rPr>
-          <w:rPr>
-            <w:color w:val="0000EE"/>
-            <w:u w:val="single"/>
-          </w:rPr>
-          <w:t>الفصل 2</w:t>
-        </w:r>
-      </w:hyperlink>
+      <w:r>
+        <w:rPr>
+          <w:rtl/>
+          <w:cs/>
+          <w:lang w:val="ar_AE" w:bidi="ar_AE"/>
+        </w:rPr>
+        <w:t>الفصل 2</w:t>
+      </w:r>
       <w:r>
         <w:rPr>
           <w:rtl/>
@@ -545,20 +533,14 @@
           <w:lang w:val="ar_AE" w:bidi="ar_AE"/>
         </w:rPr>
       </w:r>
-      <w:hyperlink r:id="rId15">
-        <w:r>
-          <w:rPr>
-            <w:rtl/>
-            <w:cs/>
-            <w:lang w:val="ar_AE" w:bidi="ar_AE"/>
-          </w:rPr>
-          <w:rPr>
-            <w:color w:val="0000EE"/>
-            <w:u w:val="single"/>
-          </w:rPr>
-          <w:t>الفصل 3</w:t>
-        </w:r>
-      </w:hyperlink>
+      <w:r>
+        <w:rPr>
+          <w:rtl/>
+          <w:cs/>
+          <w:lang w:val="ar_AE" w:bidi="ar_AE"/>
+        </w:rPr>
+        <w:t>الفصل 3</w:t>
+      </w:r>
       <w:r>
         <w:rPr>
           <w:rtl/>
@@ -595,20 +577,14 @@
           <w:lang w:val="ar_AE" w:bidi="ar_AE"/>
         </w:rPr>
       </w:r>
-      <w:hyperlink r:id="rId16">
-        <w:r>
-          <w:rPr>
-            <w:rtl/>
-            <w:cs/>
-            <w:lang w:val="ar_AE" w:bidi="ar_AE"/>
-          </w:rPr>
-          <w:rPr>
-            <w:color w:val="0000EE"/>
-            <w:u w:val="single"/>
-          </w:rPr>
-          <w:t>الفصل 4</w:t>
-        </w:r>
-      </w:hyperlink>
+      <w:r>
+        <w:rPr>
+          <w:rtl/>
+          <w:cs/>
+          <w:lang w:val="ar_AE" w:bidi="ar_AE"/>
+        </w:rPr>
+        <w:t>الفصل 4</w:t>
+      </w:r>
       <w:r>
         <w:rPr>
           <w:rtl/>
@@ -645,20 +621,14 @@
           <w:lang w:val="ar_AE" w:bidi="ar_AE"/>
         </w:rPr>
       </w:r>
-      <w:hyperlink r:id="rId17">
-        <w:r>
-          <w:rPr>
-            <w:rtl/>
-            <w:cs/>
-            <w:lang w:val="ar_AE" w:bidi="ar_AE"/>
-          </w:rPr>
-          <w:rPr>
-            <w:color w:val="0000EE"/>
-            <w:u w:val="single"/>
-          </w:rPr>
-          <w:t xml:space="preserve">الفصل 5 </w:t>
-        </w:r>
-      </w:hyperlink>
+      <w:r>
+        <w:rPr>
+          <w:rtl/>
+          <w:cs/>
+          <w:lang w:val="ar_AE" w:bidi="ar_AE"/>
+        </w:rPr>
+        <w:t xml:space="preserve">الفصل 5 </w:t>
+      </w:r>
       <w:r>
         <w:rPr>
           <w:rtl/>
@@ -695,20 +665,14 @@
         </w:rPr>
         <w:t xml:space="preserve"> يحتوي </w:t>
       </w:r>
-      <w:hyperlink r:id="rId17">
-        <w:r>
-          <w:rPr>
-            <w:rtl/>
-            <w:cs/>
-            <w:lang w:val="ar_AE" w:bidi="ar_AE"/>
-          </w:rPr>
-          <w:rPr>
-            <w:color w:val="0000EE"/>
-            <w:u w:val="single"/>
-          </w:rPr>
-          <w:t>الفصل 5</w:t>
-        </w:r>
-      </w:hyperlink>
+      <w:r>
+        <w:rPr>
+          <w:rtl/>
+          <w:cs/>
+          <w:lang w:val="ar_AE" w:bidi="ar_AE"/>
+        </w:rPr>
+        <w:t>الفصل 5</w:t>
+      </w:r>
       <w:r>
         <w:rPr>
           <w:rtl/>
@@ -767,20 +731,14 @@
         </w:rPr>
         <w:t>لا يشيرُ سِفْرُ المَرَاثِي إلى كاتِبِه. تأتي القصائد مباشرة في السِّياقِ الزمني لما قبل وبعد سقوط أُورُشَليم سنة 586 ق.م. كان النَّبِيُّ إِرْمِيَا في أورشليم معاصرًا لهذا الزمنِ الكارِثِي، وقد عُرِفَ منذ فترَةٍ طويلةٍ بوصفِهِ كاتبًا للمَرَاثِي، التي يبدو أنها كُتِبَتْ بواسطة بَارُوخ، مساعدُ النَّبِيِّ إِرْمِيَا وكاتِبُهُ. يشير سِفْرُ أخبارِ الأيام الثاني إلى أن النَّبِيَّ إِرْمِيَا ككاتبٍ للمَرَاثي التي رَثَى بها موتَ المَلِك يُوشِيَّا (</w:t>
       </w:r>
-      <w:hyperlink r:id="rId18">
-        <w:r>
-          <w:rPr>
-            <w:rtl/>
-            <w:cs/>
-            <w:lang w:val="ar_AE" w:bidi="ar_AE"/>
-          </w:rPr>
-          <w:rPr>
-            <w:color w:val="0000EE"/>
-            <w:u w:val="single"/>
-          </w:rPr>
-          <w:t>2 أخبار 35:25</w:t>
-        </w:r>
-      </w:hyperlink>
+      <w:r>
+        <w:rPr>
+          <w:rtl/>
+          <w:cs/>
+          <w:lang w:val="ar_AE" w:bidi="ar_AE"/>
+        </w:rPr>
+        <w:t>2 أخبار 35:25</w:t>
+      </w:r>
       <w:r>
         <w:rPr>
           <w:rtl/>
@@ -849,20 +807,14 @@
         </w:rPr>
         <w:t xml:space="preserve"> (</w:t>
       </w:r>
-      <w:hyperlink r:id="rId19">
-        <w:r>
-          <w:rPr>
-            <w:rtl/>
-            <w:cs/>
-            <w:lang w:val="ar_AE" w:bidi="ar_AE"/>
-          </w:rPr>
-          <w:rPr>
-            <w:color w:val="0000EE"/>
-            <w:u w:val="single"/>
-          </w:rPr>
-          <w:t>1:1</w:t>
-        </w:r>
-      </w:hyperlink>
+      <w:r>
+        <w:rPr>
+          <w:rtl/>
+          <w:cs/>
+          <w:lang w:val="ar_AE" w:bidi="ar_AE"/>
+        </w:rPr>
+        <w:t>1:1</w:t>
+      </w:r>
       <w:r>
         <w:rPr>
           <w:rtl/>
@@ -871,20 +823,14 @@
         </w:rPr>
         <w:t xml:space="preserve">؛ </w:t>
       </w:r>
-      <w:hyperlink r:id="rId20">
-        <w:r>
-          <w:rPr>
-            <w:rtl/>
-            <w:cs/>
-            <w:lang w:val="ar_AE" w:bidi="ar_AE"/>
-          </w:rPr>
-          <w:rPr>
-            <w:color w:val="0000EE"/>
-            <w:u w:val="single"/>
-          </w:rPr>
-          <w:t>5:3</w:t>
-        </w:r>
-      </w:hyperlink>
+      <w:r>
+        <w:rPr>
+          <w:rtl/>
+          <w:cs/>
+          <w:lang w:val="ar_AE" w:bidi="ar_AE"/>
+        </w:rPr>
+        <w:t>5:3</w:t>
+      </w:r>
       <w:r>
         <w:rPr>
           <w:rtl/>
@@ -893,20 +839,14 @@
         </w:rPr>
         <w:t xml:space="preserve">؛ مع </w:t>
       </w:r>
-      <w:hyperlink r:id="rId21">
-        <w:r>
-          <w:rPr>
-            <w:rtl/>
-            <w:cs/>
-            <w:lang w:val="ar_AE" w:bidi="ar_AE"/>
-          </w:rPr>
-          <w:rPr>
-            <w:color w:val="0000EE"/>
-            <w:u w:val="single"/>
-          </w:rPr>
-          <w:t>إِرْمِيَا 15:8</w:t>
-        </w:r>
-      </w:hyperlink>
+      <w:r>
+        <w:rPr>
+          <w:rtl/>
+          <w:cs/>
+          <w:lang w:val="ar_AE" w:bidi="ar_AE"/>
+        </w:rPr>
+        <w:t>إِرْمِيَا 15:8</w:t>
+      </w:r>
       <w:r>
         <w:rPr>
           <w:rtl/>
@@ -915,20 +855,14 @@
         </w:rPr>
         <w:t xml:space="preserve">؛ </w:t>
       </w:r>
-      <w:hyperlink r:id="rId22">
-        <w:r>
-          <w:rPr>
-            <w:rtl/>
-            <w:cs/>
-            <w:lang w:val="ar_AE" w:bidi="ar_AE"/>
-          </w:rPr>
-          <w:rPr>
-            <w:color w:val="0000EE"/>
-            <w:u w:val="single"/>
-          </w:rPr>
-          <w:t>18:21</w:t>
-        </w:r>
-      </w:hyperlink>
+      <w:r>
+        <w:rPr>
+          <w:rtl/>
+          <w:cs/>
+          <w:lang w:val="ar_AE" w:bidi="ar_AE"/>
+        </w:rPr>
+        <w:t>18:21</w:t>
+      </w:r>
       <w:r>
         <w:rPr>
           <w:rtl/>
@@ -937,20 +871,14 @@
         </w:rPr>
         <w:t>)؛ الناس الباكين (</w:t>
       </w:r>
-      <w:hyperlink r:id="rId23">
-        <w:r>
-          <w:rPr>
-            <w:rtl/>
-            <w:cs/>
-            <w:lang w:val="ar_AE" w:bidi="ar_AE"/>
-          </w:rPr>
-          <w:rPr>
-            <w:color w:val="0000EE"/>
-            <w:u w:val="single"/>
-          </w:rPr>
-          <w:t>1:2</w:t>
-        </w:r>
-      </w:hyperlink>
+      <w:r>
+        <w:rPr>
+          <w:rtl/>
+          <w:cs/>
+          <w:lang w:val="ar_AE" w:bidi="ar_AE"/>
+        </w:rPr>
+        <w:t>1:2</w:t>
+      </w:r>
       <w:r>
         <w:rPr>
           <w:rtl/>
@@ -959,20 +887,14 @@
         </w:rPr>
         <w:t xml:space="preserve">، </w:t>
       </w:r>
-      <w:hyperlink r:id="rId24">
-        <w:r>
-          <w:rPr>
-            <w:rtl/>
-            <w:cs/>
-            <w:lang w:val="ar_AE" w:bidi="ar_AE"/>
-          </w:rPr>
-          <w:rPr>
-            <w:color w:val="0000EE"/>
-            <w:u w:val="single"/>
-          </w:rPr>
-          <w:t>16</w:t>
-        </w:r>
-      </w:hyperlink>
+      <w:r>
+        <w:rPr>
+          <w:rtl/>
+          <w:cs/>
+          <w:lang w:val="ar_AE" w:bidi="ar_AE"/>
+        </w:rPr>
+        <w:t>16</w:t>
+      </w:r>
       <w:r>
         <w:rPr>
           <w:rtl/>
@@ -981,20 +903,14 @@
         </w:rPr>
         <w:t xml:space="preserve">؛ </w:t>
       </w:r>
-      <w:hyperlink r:id="rId25">
-        <w:r>
-          <w:rPr>
-            <w:rtl/>
-            <w:cs/>
-            <w:lang w:val="ar_AE" w:bidi="ar_AE"/>
-          </w:rPr>
-          <w:rPr>
-            <w:color w:val="0000EE"/>
-            <w:u w:val="single"/>
-          </w:rPr>
-          <w:t>2:18</w:t>
-        </w:r>
-      </w:hyperlink>
+      <w:r>
+        <w:rPr>
+          <w:rtl/>
+          <w:cs/>
+          <w:lang w:val="ar_AE" w:bidi="ar_AE"/>
+        </w:rPr>
+        <w:t>2:18</w:t>
+      </w:r>
       <w:r>
         <w:rPr>
           <w:rtl/>
@@ -1003,20 +919,14 @@
         </w:rPr>
         <w:t xml:space="preserve">؛ </w:t>
       </w:r>
-      <w:hyperlink r:id="rId26">
-        <w:r>
-          <w:rPr>
-            <w:rtl/>
-            <w:cs/>
-            <w:lang w:val="ar_AE" w:bidi="ar_AE"/>
-          </w:rPr>
-          <w:rPr>
-            <w:color w:val="0000EE"/>
-            <w:u w:val="single"/>
-          </w:rPr>
-          <w:t>3:48–49</w:t>
-        </w:r>
-      </w:hyperlink>
+      <w:r>
+        <w:rPr>
+          <w:rtl/>
+          <w:cs/>
+          <w:lang w:val="ar_AE" w:bidi="ar_AE"/>
+        </w:rPr>
+        <w:t>3:48–49</w:t>
+      </w:r>
       <w:r>
         <w:rPr>
           <w:rtl/>
@@ -1025,20 +935,14 @@
         </w:rPr>
         <w:t xml:space="preserve">؛ مع </w:t>
       </w:r>
-      <w:hyperlink r:id="rId27">
-        <w:r>
-          <w:rPr>
-            <w:rtl/>
-            <w:cs/>
-            <w:lang w:val="ar_AE" w:bidi="ar_AE"/>
-          </w:rPr>
-          <w:rPr>
-            <w:color w:val="0000EE"/>
-            <w:u w:val="single"/>
-          </w:rPr>
-          <w:t>إِرْمِيا 4:8</w:t>
-        </w:r>
-      </w:hyperlink>
+      <w:r>
+        <w:rPr>
+          <w:rtl/>
+          <w:cs/>
+          <w:lang w:val="ar_AE" w:bidi="ar_AE"/>
+        </w:rPr>
+        <w:t>إِرْمِيا 4:8</w:t>
+      </w:r>
       <w:r>
         <w:rPr>
           <w:rtl/>
@@ -1047,20 +951,14 @@
         </w:rPr>
         <w:t xml:space="preserve">؛ </w:t>
       </w:r>
-      <w:hyperlink r:id="rId28">
-        <w:r>
-          <w:rPr>
-            <w:rtl/>
-            <w:cs/>
-            <w:lang w:val="ar_AE" w:bidi="ar_AE"/>
-          </w:rPr>
-          <w:rPr>
-            <w:color w:val="0000EE"/>
-            <w:u w:val="single"/>
-          </w:rPr>
-          <w:t>6:26</w:t>
-        </w:r>
-      </w:hyperlink>
+      <w:r>
+        <w:rPr>
+          <w:rtl/>
+          <w:cs/>
+          <w:lang w:val="ar_AE" w:bidi="ar_AE"/>
+        </w:rPr>
+        <w:t>6:26</w:t>
+      </w:r>
       <w:r>
         <w:rPr>
           <w:rtl/>
@@ -1069,20 +967,14 @@
         </w:rPr>
         <w:t xml:space="preserve">؛ </w:t>
       </w:r>
-      <w:hyperlink r:id="rId29">
-        <w:r>
-          <w:rPr>
-            <w:rtl/>
-            <w:cs/>
-            <w:lang w:val="ar_AE" w:bidi="ar_AE"/>
-          </w:rPr>
-          <w:rPr>
-            <w:color w:val="0000EE"/>
-            <w:u w:val="single"/>
-          </w:rPr>
-          <w:t>9:1</w:t>
-        </w:r>
-      </w:hyperlink>
+      <w:r>
+        <w:rPr>
+          <w:rtl/>
+          <w:cs/>
+          <w:lang w:val="ar_AE" w:bidi="ar_AE"/>
+        </w:rPr>
+        <w:t>9:1</w:t>
+      </w:r>
       <w:r>
         <w:rPr>
           <w:rtl/>
@@ -1091,20 +983,14 @@
         </w:rPr>
         <w:t xml:space="preserve">؛ </w:t>
       </w:r>
-      <w:hyperlink r:id="rId30">
-        <w:r>
-          <w:rPr>
-            <w:rtl/>
-            <w:cs/>
-            <w:lang w:val="ar_AE" w:bidi="ar_AE"/>
-          </w:rPr>
-          <w:rPr>
-            <w:color w:val="0000EE"/>
-            <w:u w:val="single"/>
-          </w:rPr>
-          <w:t>13:17</w:t>
-        </w:r>
-      </w:hyperlink>
+      <w:r>
+        <w:rPr>
+          <w:rtl/>
+          <w:cs/>
+          <w:lang w:val="ar_AE" w:bidi="ar_AE"/>
+        </w:rPr>
+        <w:t>13:17</w:t>
+      </w:r>
       <w:r>
         <w:rPr>
           <w:rtl/>
@@ -1113,20 +999,14 @@
         </w:rPr>
         <w:t xml:space="preserve">؛ </w:t>
       </w:r>
-      <w:hyperlink r:id="rId31">
-        <w:r>
-          <w:rPr>
-            <w:rtl/>
-            <w:cs/>
-            <w:lang w:val="ar_AE" w:bidi="ar_AE"/>
-          </w:rPr>
-          <w:rPr>
-            <w:color w:val="0000EE"/>
-            <w:u w:val="single"/>
-          </w:rPr>
-          <w:t>14:17</w:t>
-        </w:r>
-      </w:hyperlink>
+      <w:r>
+        <w:rPr>
+          <w:rtl/>
+          <w:cs/>
+          <w:lang w:val="ar_AE" w:bidi="ar_AE"/>
+        </w:rPr>
+        <w:t>14:17</w:t>
+      </w:r>
       <w:r>
         <w:rPr>
           <w:rtl/>
@@ -1135,20 +1015,14 @@
         </w:rPr>
         <w:t xml:space="preserve">؛ </w:t>
       </w:r>
-      <w:hyperlink r:id="rId32">
-        <w:r>
-          <w:rPr>
-            <w:rtl/>
-            <w:cs/>
-            <w:lang w:val="ar_AE" w:bidi="ar_AE"/>
-          </w:rPr>
-          <w:rPr>
-            <w:color w:val="0000EE"/>
-            <w:u w:val="single"/>
-          </w:rPr>
-          <w:t>25:34</w:t>
-        </w:r>
-      </w:hyperlink>
+      <w:r>
+        <w:rPr>
+          <w:rtl/>
+          <w:cs/>
+          <w:lang w:val="ar_AE" w:bidi="ar_AE"/>
+        </w:rPr>
+        <w:t>25:34</w:t>
+      </w:r>
       <w:r>
         <w:rPr>
           <w:rtl/>
@@ -1157,20 +1031,14 @@
         </w:rPr>
         <w:t>)؛ الخطيَّة (</w:t>
       </w:r>
-      <w:hyperlink r:id="rId33">
-        <w:r>
-          <w:rPr>
-            <w:rtl/>
-            <w:cs/>
-            <w:lang w:val="ar_AE" w:bidi="ar_AE"/>
-          </w:rPr>
-          <w:rPr>
-            <w:color w:val="0000EE"/>
-            <w:u w:val="single"/>
-          </w:rPr>
-          <w:t>1:5</w:t>
-        </w:r>
-      </w:hyperlink>
+      <w:r>
+        <w:rPr>
+          <w:rtl/>
+          <w:cs/>
+          <w:lang w:val="ar_AE" w:bidi="ar_AE"/>
+        </w:rPr>
+        <w:t>1:5</w:t>
+      </w:r>
       <w:r>
         <w:rPr>
           <w:rtl/>
@@ -1179,20 +1047,14 @@
         </w:rPr>
         <w:t xml:space="preserve">، </w:t>
       </w:r>
-      <w:hyperlink r:id="rId34">
-        <w:r>
-          <w:rPr>
-            <w:rtl/>
-            <w:cs/>
-            <w:lang w:val="ar_AE" w:bidi="ar_AE"/>
-          </w:rPr>
-          <w:rPr>
-            <w:color w:val="0000EE"/>
-            <w:u w:val="single"/>
-          </w:rPr>
-          <w:t>10</w:t>
-        </w:r>
-      </w:hyperlink>
+      <w:r>
+        <w:rPr>
+          <w:rtl/>
+          <w:cs/>
+          <w:lang w:val="ar_AE" w:bidi="ar_AE"/>
+        </w:rPr>
+        <w:t>10</w:t>
+      </w:r>
       <w:r>
         <w:rPr>
           <w:rtl/>
@@ -1201,20 +1063,14 @@
         </w:rPr>
         <w:t xml:space="preserve">، </w:t>
       </w:r>
-      <w:hyperlink r:id="rId35">
-        <w:r>
-          <w:rPr>
-            <w:rtl/>
-            <w:cs/>
-            <w:lang w:val="ar_AE" w:bidi="ar_AE"/>
-          </w:rPr>
-          <w:rPr>
-            <w:color w:val="0000EE"/>
-            <w:u w:val="single"/>
-          </w:rPr>
-          <w:t>18</w:t>
-        </w:r>
-      </w:hyperlink>
+      <w:r>
+        <w:rPr>
+          <w:rtl/>
+          <w:cs/>
+          <w:lang w:val="ar_AE" w:bidi="ar_AE"/>
+        </w:rPr>
+        <w:t>18</w:t>
+      </w:r>
       <w:r>
         <w:rPr>
           <w:rtl/>
@@ -1223,20 +1079,14 @@
         </w:rPr>
         <w:t xml:space="preserve">، </w:t>
       </w:r>
-      <w:hyperlink r:id="rId36">
-        <w:r>
-          <w:rPr>
-            <w:rtl/>
-            <w:cs/>
-            <w:lang w:val="ar_AE" w:bidi="ar_AE"/>
-          </w:rPr>
-          <w:rPr>
-            <w:color w:val="0000EE"/>
-            <w:u w:val="single"/>
-          </w:rPr>
-          <w:t>22</w:t>
-        </w:r>
-      </w:hyperlink>
+      <w:r>
+        <w:rPr>
+          <w:rtl/>
+          <w:cs/>
+          <w:lang w:val="ar_AE" w:bidi="ar_AE"/>
+        </w:rPr>
+        <w:t>22</w:t>
+      </w:r>
       <w:r>
         <w:rPr>
           <w:rtl/>
@@ -1245,20 +1095,14 @@
         </w:rPr>
         <w:t xml:space="preserve">؛ </w:t>
       </w:r>
-      <w:hyperlink r:id="rId37">
-        <w:r>
-          <w:rPr>
-            <w:rtl/>
-            <w:cs/>
-            <w:lang w:val="ar_AE" w:bidi="ar_AE"/>
-          </w:rPr>
-          <w:rPr>
-            <w:color w:val="0000EE"/>
-            <w:u w:val="single"/>
-          </w:rPr>
-          <w:t>3:42</w:t>
-        </w:r>
-      </w:hyperlink>
+      <w:r>
+        <w:rPr>
+          <w:rtl/>
+          <w:cs/>
+          <w:lang w:val="ar_AE" w:bidi="ar_AE"/>
+        </w:rPr>
+        <w:t>3:42</w:t>
+      </w:r>
       <w:r>
         <w:rPr>
           <w:rtl/>
@@ -1267,20 +1111,14 @@
         </w:rPr>
         <w:t xml:space="preserve">؛ </w:t>
       </w:r>
-      <w:hyperlink r:id="rId38">
-        <w:r>
-          <w:rPr>
-            <w:rtl/>
-            <w:cs/>
-            <w:lang w:val="ar_AE" w:bidi="ar_AE"/>
-          </w:rPr>
-          <w:rPr>
-            <w:color w:val="0000EE"/>
-            <w:u w:val="single"/>
-          </w:rPr>
-          <w:t>4:13–14</w:t>
-        </w:r>
-      </w:hyperlink>
+      <w:r>
+        <w:rPr>
+          <w:rtl/>
+          <w:cs/>
+          <w:lang w:val="ar_AE" w:bidi="ar_AE"/>
+        </w:rPr>
+        <w:t>4:13–14</w:t>
+      </w:r>
       <w:r>
         <w:rPr>
           <w:rtl/>
@@ -1289,20 +1127,14 @@
         </w:rPr>
         <w:t xml:space="preserve">؛ </w:t>
       </w:r>
-      <w:hyperlink r:id="rId39">
-        <w:r>
-          <w:rPr>
-            <w:rtl/>
-            <w:cs/>
-            <w:lang w:val="ar_AE" w:bidi="ar_AE"/>
-          </w:rPr>
-          <w:rPr>
-            <w:color w:val="0000EE"/>
-            <w:u w:val="single"/>
-          </w:rPr>
-          <w:t>5:7</w:t>
-        </w:r>
-      </w:hyperlink>
+      <w:r>
+        <w:rPr>
+          <w:rtl/>
+          <w:cs/>
+          <w:lang w:val="ar_AE" w:bidi="ar_AE"/>
+        </w:rPr>
+        <w:t>5:7</w:t>
+      </w:r>
       <w:r>
         <w:rPr>
           <w:rtl/>
@@ -1311,20 +1143,14 @@
         </w:rPr>
         <w:t xml:space="preserve">؛ مع </w:t>
       </w:r>
-      <w:hyperlink r:id="rId40">
-        <w:r>
-          <w:rPr>
-            <w:rtl/>
-            <w:cs/>
-            <w:lang w:val="ar_AE" w:bidi="ar_AE"/>
-          </w:rPr>
-          <w:rPr>
-            <w:color w:val="0000EE"/>
-            <w:u w:val="single"/>
-          </w:rPr>
-          <w:t>إِرْمِيا 2:34</w:t>
-        </w:r>
-      </w:hyperlink>
+      <w:r>
+        <w:rPr>
+          <w:rtl/>
+          <w:cs/>
+          <w:lang w:val="ar_AE" w:bidi="ar_AE"/>
+        </w:rPr>
+        <w:t>إِرْمِيا 2:34</w:t>
+      </w:r>
       <w:r>
         <w:rPr>
           <w:rtl/>
@@ -1333,20 +1159,14 @@
         </w:rPr>
         <w:t xml:space="preserve">؛ </w:t>
       </w:r>
-      <w:hyperlink r:id="rId41">
-        <w:r>
-          <w:rPr>
-            <w:rtl/>
-            <w:cs/>
-            <w:lang w:val="ar_AE" w:bidi="ar_AE"/>
-          </w:rPr>
-          <w:rPr>
-            <w:color w:val="0000EE"/>
-            <w:u w:val="single"/>
-          </w:rPr>
-          <w:t>4:17</w:t>
-        </w:r>
-      </w:hyperlink>
+      <w:r>
+        <w:rPr>
+          <w:rtl/>
+          <w:cs/>
+          <w:lang w:val="ar_AE" w:bidi="ar_AE"/>
+        </w:rPr>
+        <w:t>4:17</w:t>
+      </w:r>
       <w:r>
         <w:rPr>
           <w:rtl/>
@@ -1355,20 +1175,14 @@
         </w:rPr>
         <w:t xml:space="preserve">؛ </w:t>
       </w:r>
-      <w:hyperlink r:id="rId42">
-        <w:r>
-          <w:rPr>
-            <w:rtl/>
-            <w:cs/>
-            <w:lang w:val="ar_AE" w:bidi="ar_AE"/>
-          </w:rPr>
-          <w:rPr>
-            <w:color w:val="0000EE"/>
-            <w:u w:val="single"/>
-          </w:rPr>
-          <w:t>14:20</w:t>
-        </w:r>
-      </w:hyperlink>
+      <w:r>
+        <w:rPr>
+          <w:rtl/>
+          <w:cs/>
+          <w:lang w:val="ar_AE" w:bidi="ar_AE"/>
+        </w:rPr>
+        <w:t>14:20</w:t>
+      </w:r>
       <w:r>
         <w:rPr>
           <w:rtl/>
@@ -1377,20 +1191,14 @@
         </w:rPr>
         <w:t xml:space="preserve">؛ </w:t>
       </w:r>
-      <w:hyperlink r:id="rId43">
-        <w:r>
-          <w:rPr>
-            <w:rtl/>
-            <w:cs/>
-            <w:lang w:val="ar_AE" w:bidi="ar_AE"/>
-          </w:rPr>
-          <w:rPr>
-            <w:color w:val="0000EE"/>
-            <w:u w:val="single"/>
-          </w:rPr>
-          <w:t>30:14–16</w:t>
-        </w:r>
-      </w:hyperlink>
+      <w:r>
+        <w:rPr>
+          <w:rtl/>
+          <w:cs/>
+          <w:lang w:val="ar_AE" w:bidi="ar_AE"/>
+        </w:rPr>
+        <w:t>30:14–16</w:t>
+      </w:r>
       <w:r>
         <w:rPr>
           <w:rtl/>
@@ -1399,20 +1207,14 @@
         </w:rPr>
         <w:t xml:space="preserve">؛ </w:t>
       </w:r>
-      <w:hyperlink r:id="rId44">
-        <w:r>
-          <w:rPr>
-            <w:rtl/>
-            <w:cs/>
-            <w:lang w:val="ar_AE" w:bidi="ar_AE"/>
-          </w:rPr>
-          <w:rPr>
-            <w:color w:val="0000EE"/>
-            <w:u w:val="single"/>
-          </w:rPr>
-          <w:t>31:29</w:t>
-        </w:r>
-      </w:hyperlink>
+      <w:r>
+        <w:rPr>
+          <w:rtl/>
+          <w:cs/>
+          <w:lang w:val="ar_AE" w:bidi="ar_AE"/>
+        </w:rPr>
+        <w:t>31:29</w:t>
+      </w:r>
       <w:r>
         <w:rPr>
           <w:rtl/>
@@ -1421,20 +1223,14 @@
         </w:rPr>
         <w:t xml:space="preserve">؛ </w:t>
       </w:r>
-      <w:hyperlink r:id="rId45">
-        <w:r>
-          <w:rPr>
-            <w:rtl/>
-            <w:cs/>
-            <w:lang w:val="ar_AE" w:bidi="ar_AE"/>
-          </w:rPr>
-          <w:rPr>
-            <w:color w:val="0000EE"/>
-            <w:u w:val="single"/>
-          </w:rPr>
-          <w:t>51:51</w:t>
-        </w:r>
-      </w:hyperlink>
+      <w:r>
+        <w:rPr>
+          <w:rtl/>
+          <w:cs/>
+          <w:lang w:val="ar_AE" w:bidi="ar_AE"/>
+        </w:rPr>
+        <w:t>51:51</w:t>
+      </w:r>
       <w:r>
         <w:rPr>
           <w:rtl/>
@@ -1443,20 +1239,14 @@
         </w:rPr>
         <w:t>)؛ العقاب (</w:t>
       </w:r>
-      <w:hyperlink r:id="rId46">
-        <w:r>
-          <w:rPr>
-            <w:rtl/>
-            <w:cs/>
-            <w:lang w:val="ar_AE" w:bidi="ar_AE"/>
-          </w:rPr>
-          <w:rPr>
-            <w:color w:val="0000EE"/>
-            <w:u w:val="single"/>
-          </w:rPr>
-          <w:t>2:2–22</w:t>
-        </w:r>
-      </w:hyperlink>
+      <w:r>
+        <w:rPr>
+          <w:rtl/>
+          <w:cs/>
+          <w:lang w:val="ar_AE" w:bidi="ar_AE"/>
+        </w:rPr>
+        <w:t>2:2–22</w:t>
+      </w:r>
       <w:r>
         <w:rPr>
           <w:rtl/>
@@ -1465,20 +1255,14 @@
         </w:rPr>
         <w:t xml:space="preserve">؛ </w:t>
       </w:r>
-      <w:hyperlink r:id="rId47">
-        <w:r>
-          <w:rPr>
-            <w:rtl/>
-            <w:cs/>
-            <w:lang w:val="ar_AE" w:bidi="ar_AE"/>
-          </w:rPr>
-          <w:rPr>
-            <w:color w:val="0000EE"/>
-            <w:u w:val="single"/>
-          </w:rPr>
-          <w:t>3:39</w:t>
-        </w:r>
-      </w:hyperlink>
+      <w:r>
+        <w:rPr>
+          <w:rtl/>
+          <w:cs/>
+          <w:lang w:val="ar_AE" w:bidi="ar_AE"/>
+        </w:rPr>
+        <w:t>3:39</w:t>
+      </w:r>
       <w:r>
         <w:rPr>
           <w:rtl/>
@@ -1487,20 +1271,14 @@
         </w:rPr>
         <w:t xml:space="preserve">؛ </w:t>
       </w:r>
-      <w:hyperlink r:id="rId48">
-        <w:r>
-          <w:rPr>
-            <w:rtl/>
-            <w:cs/>
-            <w:lang w:val="ar_AE" w:bidi="ar_AE"/>
-          </w:rPr>
-          <w:rPr>
-            <w:color w:val="0000EE"/>
-            <w:u w:val="single"/>
-          </w:rPr>
-          <w:t>5:14–16</w:t>
-        </w:r>
-      </w:hyperlink>
+      <w:r>
+        <w:rPr>
+          <w:rtl/>
+          <w:cs/>
+          <w:lang w:val="ar_AE" w:bidi="ar_AE"/>
+        </w:rPr>
+        <w:t>5:14–16</w:t>
+      </w:r>
       <w:r>
         <w:rPr>
           <w:rtl/>
@@ -1509,20 +1287,14 @@
         </w:rPr>
         <w:t xml:space="preserve">؛ مع </w:t>
       </w:r>
-      <w:hyperlink r:id="rId49">
-        <w:r>
-          <w:rPr>
-            <w:rtl/>
-            <w:cs/>
-            <w:lang w:val="ar_AE" w:bidi="ar_AE"/>
-          </w:rPr>
-          <w:rPr>
-            <w:color w:val="0000EE"/>
-            <w:u w:val="single"/>
-          </w:rPr>
-          <w:t>إِرْمِيا 6:11</w:t>
-        </w:r>
-      </w:hyperlink>
+      <w:r>
+        <w:rPr>
+          <w:rtl/>
+          <w:cs/>
+          <w:lang w:val="ar_AE" w:bidi="ar_AE"/>
+        </w:rPr>
+        <w:t>إِرْمِيا 6:11</w:t>
+      </w:r>
       <w:r>
         <w:rPr>
           <w:rtl/>
@@ -1531,20 +1303,14 @@
         </w:rPr>
         <w:t xml:space="preserve">، </w:t>
       </w:r>
-      <w:hyperlink r:id="rId50">
-        <w:r>
-          <w:rPr>
-            <w:rtl/>
-            <w:cs/>
-            <w:lang w:val="ar_AE" w:bidi="ar_AE"/>
-          </w:rPr>
-          <w:rPr>
-            <w:color w:val="0000EE"/>
-            <w:u w:val="single"/>
-          </w:rPr>
-          <w:t>25</w:t>
-        </w:r>
-      </w:hyperlink>
+      <w:r>
+        <w:rPr>
+          <w:rtl/>
+          <w:cs/>
+          <w:lang w:val="ar_AE" w:bidi="ar_AE"/>
+        </w:rPr>
+        <w:t>25</w:t>
+      </w:r>
       <w:r>
         <w:rPr>
           <w:rtl/>
@@ -1553,20 +1319,14 @@
         </w:rPr>
         <w:t xml:space="preserve">؛ </w:t>
       </w:r>
-      <w:hyperlink r:id="rId51">
-        <w:r>
-          <w:rPr>
-            <w:rtl/>
-            <w:cs/>
-            <w:lang w:val="ar_AE" w:bidi="ar_AE"/>
-          </w:rPr>
-          <w:rPr>
-            <w:color w:val="0000EE"/>
-            <w:u w:val="single"/>
-          </w:rPr>
-          <w:t>7:14</w:t>
-        </w:r>
-      </w:hyperlink>
+      <w:r>
+        <w:rPr>
+          <w:rtl/>
+          <w:cs/>
+          <w:lang w:val="ar_AE" w:bidi="ar_AE"/>
+        </w:rPr>
+        <w:t>7:14</w:t>
+      </w:r>
       <w:r>
         <w:rPr>
           <w:rtl/>
@@ -1575,20 +1335,14 @@
         </w:rPr>
         <w:t xml:space="preserve">؛ </w:t>
       </w:r>
-      <w:hyperlink r:id="rId52">
-        <w:r>
-          <w:rPr>
-            <w:rtl/>
-            <w:cs/>
-            <w:lang w:val="ar_AE" w:bidi="ar_AE"/>
-          </w:rPr>
-          <w:rPr>
-            <w:color w:val="0000EE"/>
-            <w:u w:val="single"/>
-          </w:rPr>
-          <w:t>16:2–4</w:t>
-        </w:r>
-      </w:hyperlink>
+      <w:r>
+        <w:rPr>
+          <w:rtl/>
+          <w:cs/>
+          <w:lang w:val="ar_AE" w:bidi="ar_AE"/>
+        </w:rPr>
+        <w:t>16:2–4</w:t>
+      </w:r>
       <w:r>
         <w:rPr>
           <w:rtl/>
@@ -1597,20 +1351,14 @@
         </w:rPr>
         <w:t xml:space="preserve">؛ </w:t>
       </w:r>
-      <w:hyperlink r:id="rId22">
-        <w:r>
-          <w:rPr>
-            <w:rtl/>
-            <w:cs/>
-            <w:lang w:val="ar_AE" w:bidi="ar_AE"/>
-          </w:rPr>
-          <w:rPr>
-            <w:color w:val="0000EE"/>
-            <w:u w:val="single"/>
-          </w:rPr>
-          <w:t>18:21</w:t>
-        </w:r>
-      </w:hyperlink>
+      <w:r>
+        <w:rPr>
+          <w:rtl/>
+          <w:cs/>
+          <w:lang w:val="ar_AE" w:bidi="ar_AE"/>
+        </w:rPr>
+        <w:t>18:21</w:t>
+      </w:r>
       <w:r>
         <w:rPr>
           <w:rtl/>
@@ -1619,20 +1367,14 @@
         </w:rPr>
         <w:t xml:space="preserve">؛ </w:t>
       </w:r>
-      <w:hyperlink r:id="rId53">
-        <w:r>
-          <w:rPr>
-            <w:rtl/>
-            <w:cs/>
-            <w:lang w:val="ar_AE" w:bidi="ar_AE"/>
-          </w:rPr>
-          <w:rPr>
-            <w:color w:val="0000EE"/>
-            <w:u w:val="single"/>
-          </w:rPr>
-          <w:t>51:30</w:t>
-        </w:r>
-      </w:hyperlink>
+      <w:r>
+        <w:rPr>
+          <w:rtl/>
+          <w:cs/>
+          <w:lang w:val="ar_AE" w:bidi="ar_AE"/>
+        </w:rPr>
+        <w:t>51:30</w:t>
+      </w:r>
       <w:r>
         <w:rPr>
           <w:rtl/>
@@ -1641,20 +1383,14 @@
         </w:rPr>
         <w:t xml:space="preserve">، </w:t>
       </w:r>
-      <w:hyperlink r:id="rId54">
-        <w:r>
-          <w:rPr>
-            <w:rtl/>
-            <w:cs/>
-            <w:lang w:val="ar_AE" w:bidi="ar_AE"/>
-          </w:rPr>
-          <w:rPr>
-            <w:color w:val="0000EE"/>
-            <w:u w:val="single"/>
-          </w:rPr>
-          <w:t>34</w:t>
-        </w:r>
-      </w:hyperlink>
+      <w:r>
+        <w:rPr>
+          <w:rtl/>
+          <w:cs/>
+          <w:lang w:val="ar_AE" w:bidi="ar_AE"/>
+        </w:rPr>
+        <w:t>34</w:t>
+      </w:r>
       <w:r>
         <w:rPr>
           <w:rtl/>
@@ -1663,20 +1399,14 @@
         </w:rPr>
         <w:t xml:space="preserve">؛ </w:t>
       </w:r>
-      <w:hyperlink r:id="rId55">
-        <w:r>
-          <w:rPr>
-            <w:rtl/>
-            <w:cs/>
-            <w:lang w:val="ar_AE" w:bidi="ar_AE"/>
-          </w:rPr>
-          <w:rPr>
-            <w:color w:val="0000EE"/>
-            <w:u w:val="single"/>
-          </w:rPr>
-          <w:t>52:14</w:t>
-        </w:r>
-      </w:hyperlink>
+      <w:r>
+        <w:rPr>
+          <w:rtl/>
+          <w:cs/>
+          <w:lang w:val="ar_AE" w:bidi="ar_AE"/>
+        </w:rPr>
+        <w:t>52:14</w:t>
+      </w:r>
       <w:r>
         <w:rPr>
           <w:rtl/>
@@ -1685,20 +1415,14 @@
         </w:rPr>
         <w:t>)؛ الأنبياء الكذبة (</w:t>
       </w:r>
-      <w:hyperlink r:id="rId56">
-        <w:r>
-          <w:rPr>
-            <w:rtl/>
-            <w:cs/>
-            <w:lang w:val="ar_AE" w:bidi="ar_AE"/>
-          </w:rPr>
-          <w:rPr>
-            <w:color w:val="0000EE"/>
-            <w:u w:val="single"/>
-          </w:rPr>
-          <w:t>2:14</w:t>
-        </w:r>
-      </w:hyperlink>
+      <w:r>
+        <w:rPr>
+          <w:rtl/>
+          <w:cs/>
+          <w:lang w:val="ar_AE" w:bidi="ar_AE"/>
+        </w:rPr>
+        <w:t>2:14</w:t>
+      </w:r>
       <w:r>
         <w:rPr>
           <w:rtl/>
@@ -1707,20 +1431,14 @@
         </w:rPr>
         <w:t xml:space="preserve">؛ مع </w:t>
       </w:r>
-      <w:hyperlink r:id="rId57">
-        <w:r>
-          <w:rPr>
-            <w:rtl/>
-            <w:cs/>
-            <w:lang w:val="ar_AE" w:bidi="ar_AE"/>
-          </w:rPr>
-          <w:rPr>
-            <w:color w:val="0000EE"/>
-            <w:u w:val="single"/>
-          </w:rPr>
-          <w:t>إِرْمِيَا 23:25–29</w:t>
-        </w:r>
-      </w:hyperlink>
+      <w:r>
+        <w:rPr>
+          <w:rtl/>
+          <w:cs/>
+          <w:lang w:val="ar_AE" w:bidi="ar_AE"/>
+        </w:rPr>
+        <w:t>إِرْمِيَا 23:25–29</w:t>
+      </w:r>
       <w:r>
         <w:rPr>
           <w:rtl/>
@@ -1729,20 +1447,14 @@
         </w:rPr>
         <w:t xml:space="preserve">؛ </w:t>
       </w:r>
-      <w:hyperlink r:id="rId58">
-        <w:r>
-          <w:rPr>
-            <w:rtl/>
-            <w:cs/>
-            <w:lang w:val="ar_AE" w:bidi="ar_AE"/>
-          </w:rPr>
-          <w:rPr>
-            <w:color w:val="0000EE"/>
-            <w:u w:val="single"/>
-          </w:rPr>
-          <w:t>29:8–9</w:t>
-        </w:r>
-      </w:hyperlink>
+      <w:r>
+        <w:rPr>
+          <w:rtl/>
+          <w:cs/>
+          <w:lang w:val="ar_AE" w:bidi="ar_AE"/>
+        </w:rPr>
+        <w:t>29:8–9</w:t>
+      </w:r>
       <w:r>
         <w:rPr>
           <w:rtl/>
@@ -1751,20 +1463,14 @@
         </w:rPr>
         <w:t>)؛ المَرارة (</w:t>
       </w:r>
-      <w:hyperlink r:id="rId59">
-        <w:r>
-          <w:rPr>
-            <w:rtl/>
-            <w:cs/>
-            <w:lang w:val="ar_AE" w:bidi="ar_AE"/>
-          </w:rPr>
-          <w:rPr>
-            <w:color w:val="0000EE"/>
-            <w:u w:val="single"/>
-          </w:rPr>
-          <w:t>3:19</w:t>
-        </w:r>
-      </w:hyperlink>
+      <w:r>
+        <w:rPr>
+          <w:rtl/>
+          <w:cs/>
+          <w:lang w:val="ar_AE" w:bidi="ar_AE"/>
+        </w:rPr>
+        <w:t>3:19</w:t>
+      </w:r>
       <w:r>
         <w:rPr>
           <w:rtl/>
@@ -1773,20 +1479,14 @@
         </w:rPr>
         <w:t xml:space="preserve">؛ مع </w:t>
       </w:r>
-      <w:hyperlink r:id="rId60">
-        <w:r>
-          <w:rPr>
-            <w:rtl/>
-            <w:cs/>
-            <w:lang w:val="ar_AE" w:bidi="ar_AE"/>
-          </w:rPr>
-          <w:rPr>
-            <w:color w:val="0000EE"/>
-            <w:u w:val="single"/>
-          </w:rPr>
-          <w:t>إِرْمِيَا 9:15</w:t>
-        </w:r>
-      </w:hyperlink>
+      <w:r>
+        <w:rPr>
+          <w:rtl/>
+          <w:cs/>
+          <w:lang w:val="ar_AE" w:bidi="ar_AE"/>
+        </w:rPr>
+        <w:t>إِرْمِيَا 9:15</w:t>
+      </w:r>
       <w:r>
         <w:rPr>
           <w:rtl/>
@@ -1795,20 +1495,14 @@
         </w:rPr>
         <w:t>)؛ الجُب (</w:t>
       </w:r>
-      <w:hyperlink r:id="rId61">
-        <w:r>
-          <w:rPr>
-            <w:rtl/>
-            <w:cs/>
-            <w:lang w:val="ar_AE" w:bidi="ar_AE"/>
-          </w:rPr>
-          <w:rPr>
-            <w:color w:val="0000EE"/>
-            <w:u w:val="single"/>
-          </w:rPr>
-          <w:t>3:53</w:t>
-        </w:r>
-      </w:hyperlink>
+      <w:r>
+        <w:rPr>
+          <w:rtl/>
+          <w:cs/>
+          <w:lang w:val="ar_AE" w:bidi="ar_AE"/>
+        </w:rPr>
+        <w:t>3:53</w:t>
+      </w:r>
       <w:r>
         <w:rPr>
           <w:rtl/>
@@ -1817,20 +1511,14 @@
         </w:rPr>
         <w:t xml:space="preserve">، </w:t>
       </w:r>
-      <w:hyperlink r:id="rId62">
-        <w:r>
-          <w:rPr>
-            <w:rtl/>
-            <w:cs/>
-            <w:lang w:val="ar_AE" w:bidi="ar_AE"/>
-          </w:rPr>
-          <w:rPr>
-            <w:color w:val="0000EE"/>
-            <w:u w:val="single"/>
-          </w:rPr>
-          <w:t>55</w:t>
-        </w:r>
-      </w:hyperlink>
+      <w:r>
+        <w:rPr>
+          <w:rtl/>
+          <w:cs/>
+          <w:lang w:val="ar_AE" w:bidi="ar_AE"/>
+        </w:rPr>
+        <w:t>55</w:t>
+      </w:r>
       <w:r>
         <w:rPr>
           <w:rtl/>
@@ -1839,20 +1527,14 @@
         </w:rPr>
         <w:t xml:space="preserve">؛ مع </w:t>
       </w:r>
-      <w:hyperlink r:id="rId63">
-        <w:r>
-          <w:rPr>
-            <w:rtl/>
-            <w:cs/>
-            <w:lang w:val="ar_AE" w:bidi="ar_AE"/>
-          </w:rPr>
-          <w:rPr>
-            <w:color w:val="0000EE"/>
-            <w:u w:val="single"/>
-          </w:rPr>
-          <w:t>إِرْمِيَا 37:16</w:t>
-        </w:r>
-      </w:hyperlink>
+      <w:r>
+        <w:rPr>
+          <w:rtl/>
+          <w:cs/>
+          <w:lang w:val="ar_AE" w:bidi="ar_AE"/>
+        </w:rPr>
+        <w:t>إِرْمِيَا 37:16</w:t>
+      </w:r>
       <w:r>
         <w:rPr>
           <w:rtl/>
@@ -1861,20 +1543,14 @@
         </w:rPr>
         <w:t xml:space="preserve">؛ </w:t>
       </w:r>
-      <w:hyperlink r:id="rId64">
-        <w:r>
-          <w:rPr>
-            <w:rtl/>
-            <w:cs/>
-            <w:lang w:val="ar_AE" w:bidi="ar_AE"/>
-          </w:rPr>
-          <w:rPr>
-            <w:color w:val="0000EE"/>
-            <w:u w:val="single"/>
-          </w:rPr>
-          <w:t>38:6–13</w:t>
-        </w:r>
-      </w:hyperlink>
+      <w:r>
+        <w:rPr>
+          <w:rtl/>
+          <w:cs/>
+          <w:lang w:val="ar_AE" w:bidi="ar_AE"/>
+        </w:rPr>
+        <w:t>38:6–13</w:t>
+      </w:r>
       <w:r>
         <w:rPr>
           <w:rtl/>
@@ -1883,20 +1559,14 @@
         </w:rPr>
         <w:t>)؛ والأواني الفخارية (</w:t>
       </w:r>
-      <w:hyperlink r:id="rId65">
-        <w:r>
-          <w:rPr>
-            <w:rtl/>
-            <w:cs/>
-            <w:lang w:val="ar_AE" w:bidi="ar_AE"/>
-          </w:rPr>
-          <w:rPr>
-            <w:color w:val="0000EE"/>
-            <w:u w:val="single"/>
-          </w:rPr>
-          <w:t>4:2</w:t>
-        </w:r>
-      </w:hyperlink>
+      <w:r>
+        <w:rPr>
+          <w:rtl/>
+          <w:cs/>
+          <w:lang w:val="ar_AE" w:bidi="ar_AE"/>
+        </w:rPr>
+        <w:t>4:2</w:t>
+      </w:r>
       <w:r>
         <w:rPr>
           <w:rtl/>
@@ -1905,20 +1575,14 @@
         </w:rPr>
         <w:t xml:space="preserve">؛ مع </w:t>
       </w:r>
-      <w:hyperlink r:id="rId66">
-        <w:r>
-          <w:rPr>
-            <w:rtl/>
-            <w:cs/>
-            <w:lang w:val="ar_AE" w:bidi="ar_AE"/>
-          </w:rPr>
-          <w:rPr>
-            <w:color w:val="0000EE"/>
-            <w:u w:val="single"/>
-          </w:rPr>
-          <w:t>إرميا 19:11</w:t>
-        </w:r>
-      </w:hyperlink>
+      <w:r>
+        <w:rPr>
+          <w:rtl/>
+          <w:cs/>
+          <w:lang w:val="ar_AE" w:bidi="ar_AE"/>
+        </w:rPr>
+        <w:t>إرميا 19:11</w:t>
+      </w:r>
       <w:r>
         <w:rPr>
           <w:rtl/>
@@ -2029,20 +1693,14 @@
         </w:rPr>
         <w:t xml:space="preserve"> </w:t>
       </w:r>
-      <w:hyperlink r:id="rId67">
-        <w:r>
-          <w:rPr>
-            <w:rtl/>
-            <w:cs/>
-            <w:lang w:val="ar_AE" w:bidi="ar_AE"/>
-          </w:rPr>
-          <w:rPr>
-            <w:color w:val="0000EE"/>
-            <w:u w:val="single"/>
-          </w:rPr>
-          <w:t>التثنية 28:32–53</w:t>
-        </w:r>
-      </w:hyperlink>
+      <w:r>
+        <w:rPr>
+          <w:rtl/>
+          <w:cs/>
+          <w:lang w:val="ar_AE" w:bidi="ar_AE"/>
+        </w:rPr>
+        <w:t>التثنية 28:32–53</w:t>
+      </w:r>
       <w:r>
         <w:rPr>
           <w:rtl/>
@@ -2067,20 +1725,14 @@
         </w:rPr>
         <w:t xml:space="preserve">انْظُرْ </w:t>
       </w:r>
-      <w:hyperlink r:id="rId35">
-        <w:r>
-          <w:rPr>
-            <w:rtl/>
-            <w:cs/>
-            <w:lang w:val="ar_AE" w:bidi="ar_AE"/>
-          </w:rPr>
-          <w:rPr>
-            <w:color w:val="0000EE"/>
-            <w:u w:val="single"/>
-          </w:rPr>
-          <w:t>المَرَاثي 1:18</w:t>
-        </w:r>
-      </w:hyperlink>
+      <w:r>
+        <w:rPr>
+          <w:rtl/>
+          <w:cs/>
+          <w:lang w:val="ar_AE" w:bidi="ar_AE"/>
+        </w:rPr>
+        <w:t>المَرَاثي 1:18</w:t>
+      </w:r>
       <w:r>
         <w:rPr>
           <w:rtl/>
@@ -2117,20 +1769,14 @@
         </w:rPr>
         <w:t xml:space="preserve"> (</w:t>
       </w:r>
-      <w:hyperlink r:id="rId68">
-        <w:r>
-          <w:rPr>
-            <w:rtl/>
-            <w:cs/>
-            <w:lang w:val="ar_AE" w:bidi="ar_AE"/>
-          </w:rPr>
-          <w:rPr>
-            <w:color w:val="0000EE"/>
-            <w:u w:val="single"/>
-          </w:rPr>
-          <w:t>المَرَاثي 3:21–26</w:t>
-        </w:r>
-      </w:hyperlink>
+      <w:r>
+        <w:rPr>
+          <w:rtl/>
+          <w:cs/>
+          <w:lang w:val="ar_AE" w:bidi="ar_AE"/>
+        </w:rPr>
+        <w:t>المَرَاثي 3:21–26</w:t>
+      </w:r>
       <w:r>
         <w:rPr>
           <w:rtl/>
